--- a/po_web/docs/دليل_المستخدم.docx
+++ b/po_web/docs/دليل_المستخدم.docx
@@ -3278,7 +3278,1365 @@
           <w:szCs w:val="36"/>
           <w:bCs/>
         </w:rPr>
-        <w:t>7. الأرشيف وإقفال المعاملة</w:t>
+        <w:t>7. رصيد الافتتاح (ترحيل الأرصدة من النظام القديم)</w:t>
+      </w:r>
+    </w:p>
+    <w:p>
+      <w:pPr>
+        <w:bidi/>
+        <w:spacing w:after="120"/>
+        <w:jc w:val="right"/>
+      </w:pPr>
+      <w:r>
+        <w:rPr>
+          <w:b w:val="0"/>
+          <w:sz w:val="22"/>
+          <w:rtl/>
+          <w:rFonts w:ascii="Tahoma" w:hAnsi="Tahoma" w:cs="Tahoma" w:eastAsia="Tahoma"/>
+          <w:szCs w:val="22"/>
+        </w:rPr>
+        <w:t>عند بدء العمل الفعلي نسجّل ما كان مستحقاً لكل مقاول ومورد (أو عليه) في النظام القديم، فيبدأ النظام الجديد من هذا الرصيد ولا يُعاد إدخال ما قبله.</w:t>
+      </w:r>
+    </w:p>
+    <w:p>
+      <w:pPr>
+        <w:keepNext/>
+        <w:bidi/>
+        <w:spacing w:after="80" w:before="160"/>
+        <w:jc w:val="right"/>
+      </w:pPr>
+      <w:r>
+        <w:rPr>
+          <w:b/>
+          <w:color w:val="29595E"/>
+          <w:sz w:val="26"/>
+          <w:rtl/>
+          <w:rFonts w:ascii="Tahoma" w:hAnsi="Tahoma" w:cs="Tahoma" w:eastAsia="Tahoma"/>
+          <w:szCs w:val="26"/>
+          <w:bCs/>
+        </w:rPr>
+        <w:t>معنى الاتجاه</w:t>
+      </w:r>
+    </w:p>
+    <w:tbl>
+      <w:tblPr>
+        <w:tblStyle w:val="TableGrid"/>
+        <w:tblW w:type="auto" w:w="0"/>
+        <w:jc w:val="center"/>
+        <w:tblLayout w:type="fixed"/>
+        <w:tblLook w:firstColumn="1" w:firstRow="1" w:lastColumn="0" w:lastRow="0" w:noHBand="0" w:noVBand="1" w:val="04A0"/>
+        <w:bidiVisual/>
+        <w:tblLayout w:type="fixed"/>
+      </w:tblPr>
+      <w:tblGrid>
+        <w:gridCol w:w="3118"/>
+        <w:gridCol w:w="3402"/>
+        <w:gridCol w:w="3118"/>
+      </w:tblGrid>
+      <w:tr>
+        <w:tc>
+          <w:tcPr>
+            <w:tcW w:type="dxa" w:w="3118"/>
+            <w:shd w:val="clear" w:color="auto" w:fill="29595E"/>
+          </w:tcPr>
+          <w:p>
+            <w:pPr>
+              <w:bidi/>
+              <w:jc w:val="right"/>
+            </w:pPr>
+            <w:r>
+              <w:rPr>
+                <w:b/>
+                <w:color w:val="FFFFFF"/>
+                <w:sz w:val="21"/>
+                <w:rtl/>
+                <w:rFonts w:ascii="Tahoma" w:hAnsi="Tahoma" w:cs="Tahoma" w:eastAsia="Tahoma"/>
+                <w:szCs w:val="21"/>
+                <w:bCs/>
+              </w:rPr>
+              <w:t>الاختيار</w:t>
+            </w:r>
+          </w:p>
+        </w:tc>
+        <w:tc>
+          <w:tcPr>
+            <w:tcW w:type="dxa" w:w="3402"/>
+            <w:shd w:val="clear" w:color="auto" w:fill="29595E"/>
+          </w:tcPr>
+          <w:p>
+            <w:pPr>
+              <w:bidi/>
+              <w:jc w:val="right"/>
+            </w:pPr>
+            <w:r>
+              <w:rPr>
+                <w:b/>
+                <w:color w:val="FFFFFF"/>
+                <w:sz w:val="21"/>
+                <w:rtl/>
+                <w:rFonts w:ascii="Tahoma" w:hAnsi="Tahoma" w:cs="Tahoma" w:eastAsia="Tahoma"/>
+                <w:szCs w:val="21"/>
+                <w:bCs/>
+              </w:rPr>
+              <w:t>متى؟</w:t>
+            </w:r>
+          </w:p>
+        </w:tc>
+        <w:tc>
+          <w:tcPr>
+            <w:tcW w:type="dxa" w:w="3118"/>
+            <w:shd w:val="clear" w:color="auto" w:fill="29595E"/>
+          </w:tcPr>
+          <w:p>
+            <w:pPr>
+              <w:bidi/>
+              <w:jc w:val="right"/>
+            </w:pPr>
+            <w:r>
+              <w:rPr>
+                <w:b/>
+                <w:color w:val="FFFFFF"/>
+                <w:sz w:val="21"/>
+                <w:rtl/>
+                <w:rFonts w:ascii="Tahoma" w:hAnsi="Tahoma" w:cs="Tahoma" w:eastAsia="Tahoma"/>
+                <w:szCs w:val="21"/>
+                <w:bCs/>
+              </w:rPr>
+              <w:t>أثره في الكشف</w:t>
+            </w:r>
+          </w:p>
+        </w:tc>
+      </w:tr>
+      <w:tr>
+        <w:tc>
+          <w:tcPr>
+            <w:tcW w:type="dxa" w:w="3118"/>
+          </w:tcPr>
+          <w:p>
+            <w:pPr>
+              <w:bidi/>
+              <w:jc w:val="right"/>
+            </w:pPr>
+            <w:r>
+              <w:rPr>
+                <w:sz w:val="21"/>
+                <w:rtl/>
+                <w:rFonts w:ascii="Tahoma" w:hAnsi="Tahoma" w:cs="Tahoma" w:eastAsia="Tahoma"/>
+                <w:szCs w:val="21"/>
+              </w:rPr>
+              <w:t>مستحق للطرف (نحن مدينون له)</w:t>
+            </w:r>
+          </w:p>
+        </w:tc>
+        <w:tc>
+          <w:tcPr>
+            <w:tcW w:type="dxa" w:w="3402"/>
+          </w:tcPr>
+          <w:p>
+            <w:pPr>
+              <w:bidi/>
+              <w:jc w:val="right"/>
+            </w:pPr>
+            <w:r>
+              <w:rPr>
+                <w:sz w:val="21"/>
+                <w:rtl/>
+                <w:rFonts w:ascii="Tahoma" w:hAnsi="Tahoma" w:cs="Tahoma" w:eastAsia="Tahoma"/>
+                <w:szCs w:val="21"/>
+              </w:rPr>
+              <w:t>ما زال له عندنا مبلغ</w:t>
+            </w:r>
+          </w:p>
+        </w:tc>
+        <w:tc>
+          <w:tcPr>
+            <w:tcW w:type="dxa" w:w="3118"/>
+          </w:tcPr>
+          <w:p>
+            <w:pPr>
+              <w:bidi/>
+              <w:jc w:val="right"/>
+            </w:pPr>
+            <w:r>
+              <w:rPr>
+                <w:sz w:val="21"/>
+                <w:rtl/>
+                <w:rFonts w:ascii="Tahoma" w:hAnsi="Tahoma" w:cs="Tahoma" w:eastAsia="Tahoma"/>
+                <w:szCs w:val="21"/>
+              </w:rPr>
+              <w:t>سطر مدين: يزيد ما يستحقه</w:t>
+            </w:r>
+          </w:p>
+        </w:tc>
+      </w:tr>
+      <w:tr>
+        <w:tc>
+          <w:tcPr>
+            <w:tcW w:type="dxa" w:w="3118"/>
+          </w:tcPr>
+          <w:p>
+            <w:pPr>
+              <w:bidi/>
+              <w:jc w:val="right"/>
+            </w:pPr>
+            <w:r>
+              <w:rPr>
+                <w:sz w:val="21"/>
+                <w:rtl/>
+                <w:rFonts w:ascii="Tahoma" w:hAnsi="Tahoma" w:cs="Tahoma" w:eastAsia="Tahoma"/>
+                <w:szCs w:val="21"/>
+              </w:rPr>
+              <w:t>مستحق علينا (هو مدين لنا)</w:t>
+            </w:r>
+          </w:p>
+        </w:tc>
+        <w:tc>
+          <w:tcPr>
+            <w:tcW w:type="dxa" w:w="3402"/>
+          </w:tcPr>
+          <w:p>
+            <w:pPr>
+              <w:bidi/>
+              <w:jc w:val="right"/>
+            </w:pPr>
+            <w:r>
+              <w:rPr>
+                <w:sz w:val="21"/>
+                <w:rtl/>
+                <w:rFonts w:ascii="Tahoma" w:hAnsi="Tahoma" w:cs="Tahoma" w:eastAsia="Tahoma"/>
+                <w:szCs w:val="21"/>
+              </w:rPr>
+              <w:t>أخذ أكثر من حقه أو عليه مبلغ لنا</w:t>
+            </w:r>
+          </w:p>
+        </w:tc>
+        <w:tc>
+          <w:tcPr>
+            <w:tcW w:type="dxa" w:w="3118"/>
+          </w:tcPr>
+          <w:p>
+            <w:pPr>
+              <w:bidi/>
+              <w:jc w:val="right"/>
+            </w:pPr>
+            <w:r>
+              <w:rPr>
+                <w:sz w:val="21"/>
+                <w:rtl/>
+                <w:rFonts w:ascii="Tahoma" w:hAnsi="Tahoma" w:cs="Tahoma" w:eastAsia="Tahoma"/>
+                <w:szCs w:val="21"/>
+              </w:rPr>
+              <w:t>سطر دائن: يُنقص ما يستحقه</w:t>
+            </w:r>
+          </w:p>
+        </w:tc>
+      </w:tr>
+    </w:tbl>
+    <w:p>
+      <w:pPr>
+        <w:spacing w:after="40"/>
+      </w:pPr>
+    </w:p>
+    <w:p>
+      <w:pPr>
+        <w:keepNext/>
+        <w:bidi/>
+        <w:spacing w:after="80" w:before="160"/>
+        <w:jc w:val="right"/>
+      </w:pPr>
+      <w:r>
+        <w:rPr>
+          <w:b/>
+          <w:color w:val="29595E"/>
+          <w:sz w:val="26"/>
+          <w:rtl/>
+          <w:rFonts w:ascii="Tahoma" w:hAnsi="Tahoma" w:cs="Tahoma" w:eastAsia="Tahoma"/>
+          <w:szCs w:val="26"/>
+          <w:bCs/>
+        </w:rPr>
+        <w:t>الطريقة الأسرع: كل الأرصدة في صفحة واحدة</w:t>
+      </w:r>
+    </w:p>
+    <w:p>
+      <w:pPr>
+        <w:bidi/>
+        <w:spacing w:after="60"/>
+        <w:ind w:right="227"/>
+        <w:jc w:val="right"/>
+      </w:pPr>
+      <w:r>
+        <w:rPr>
+          <w:b w:val="0"/>
+          <w:sz w:val="22"/>
+          <w:rtl/>
+          <w:rFonts w:ascii="Tahoma" w:hAnsi="Tahoma" w:cs="Tahoma" w:eastAsia="Tahoma"/>
+          <w:szCs w:val="22"/>
+        </w:rPr>
+        <w:t>1.  من القائمة (قسم الإعدادات) اضغط «أرصدة الافتتاح».</w:t>
+      </w:r>
+    </w:p>
+    <w:p>
+      <w:pPr>
+        <w:bidi/>
+        <w:spacing w:after="60"/>
+        <w:ind w:right="227"/>
+        <w:jc w:val="right"/>
+      </w:pPr>
+      <w:r>
+        <w:rPr>
+          <w:b w:val="0"/>
+          <w:sz w:val="22"/>
+          <w:rtl/>
+          <w:rFonts w:ascii="Tahoma" w:hAnsi="Tahoma" w:cs="Tahoma" w:eastAsia="Tahoma"/>
+          <w:szCs w:val="22"/>
+        </w:rPr>
+        <w:t>2.  اكتب تاريخ الافتتاح: يوم بدء العمل الفعلي بالنظام (رصيد كما في هذا التاريخ).</w:t>
+      </w:r>
+    </w:p>
+    <w:p>
+      <w:pPr>
+        <w:bidi/>
+        <w:spacing w:after="60"/>
+        <w:ind w:right="227"/>
+        <w:jc w:val="right"/>
+      </w:pPr>
+      <w:r>
+        <w:rPr>
+          <w:b w:val="0"/>
+          <w:sz w:val="22"/>
+          <w:rtl/>
+          <w:rFonts w:ascii="Tahoma" w:hAnsi="Tahoma" w:cs="Tahoma" w:eastAsia="Tahoma"/>
+          <w:szCs w:val="22"/>
+        </w:rPr>
+        <w:t>3.  أمام كل مقاول ومورد اكتب المبلغ واختر الاتجاه. اترك الفارغ لمن لا رصيد له.</w:t>
+      </w:r>
+    </w:p>
+    <w:p>
+      <w:pPr>
+        <w:bidi/>
+        <w:spacing w:after="60"/>
+        <w:ind w:right="227"/>
+        <w:jc w:val="right"/>
+      </w:pPr>
+      <w:r>
+        <w:rPr>
+          <w:b w:val="0"/>
+          <w:sz w:val="22"/>
+          <w:rtl/>
+          <w:rFonts w:ascii="Tahoma" w:hAnsi="Tahoma" w:cs="Tahoma" w:eastAsia="Tahoma"/>
+          <w:szCs w:val="22"/>
+        </w:rPr>
+        <w:t>4.  اضغط «حفظ الأرصدة». يمكنك تعديل أي رصيد لاحقاً من نفس الصفحة أو من صفحة المقاول / المورد.</w:t>
+      </w:r>
+    </w:p>
+    <w:p>
+      <w:pPr>
+        <w:keepNext/>
+        <w:bidi/>
+        <w:spacing w:after="80" w:before="160"/>
+        <w:jc w:val="right"/>
+      </w:pPr>
+      <w:r>
+        <w:rPr>
+          <w:b/>
+          <w:color w:val="29595E"/>
+          <w:sz w:val="26"/>
+          <w:rtl/>
+          <w:rFonts w:ascii="Tahoma" w:hAnsi="Tahoma" w:cs="Tahoma" w:eastAsia="Tahoma"/>
+          <w:szCs w:val="26"/>
+          <w:bCs/>
+        </w:rPr>
+        <w:t>رصيد طرف واحد</w:t>
+      </w:r>
+    </w:p>
+    <w:p>
+      <w:pPr>
+        <w:bidi/>
+        <w:spacing w:after="60"/>
+        <w:ind w:right="227"/>
+        <w:jc w:val="right"/>
+      </w:pPr>
+      <w:r>
+        <w:rPr>
+          <w:b w:val="0"/>
+          <w:sz w:val="22"/>
+          <w:rtl/>
+          <w:rFonts w:ascii="Tahoma" w:hAnsi="Tahoma" w:cs="Tahoma" w:eastAsia="Tahoma"/>
+          <w:szCs w:val="22"/>
+        </w:rPr>
+        <w:t>•  عند إضافة مقاول أو مورد جديد: في أسفل النموذج خانة «رصيد الافتتاح (اختياري)».</w:t>
+      </w:r>
+    </w:p>
+    <w:p>
+      <w:pPr>
+        <w:bidi/>
+        <w:spacing w:after="60"/>
+        <w:ind w:right="227"/>
+        <w:jc w:val="right"/>
+      </w:pPr>
+      <w:r>
+        <w:rPr>
+          <w:b w:val="0"/>
+          <w:sz w:val="22"/>
+          <w:rtl/>
+          <w:rFonts w:ascii="Tahoma" w:hAnsi="Tahoma" w:cs="Tahoma" w:eastAsia="Tahoma"/>
+          <w:szCs w:val="22"/>
+        </w:rPr>
+        <w:t>•  لطرف موجود: في صفحة المقاول تبويب «الحركات المالية»، وفي صفحة المورد تبويب «الحساب»، بطاقة «رصيد الافتتاح» في أعلاه.</w:t>
+      </w:r>
+    </w:p>
+    <w:p>
+      <w:pPr>
+        <w:bidi/>
+        <w:spacing w:after="60"/>
+        <w:ind w:right="227"/>
+        <w:jc w:val="right"/>
+      </w:pPr>
+      <w:r>
+        <w:rPr>
+          <w:b w:val="0"/>
+          <w:sz w:val="22"/>
+          <w:rtl/>
+          <w:rFonts w:ascii="Tahoma" w:hAnsi="Tahoma" w:cs="Tahoma" w:eastAsia="Tahoma"/>
+          <w:szCs w:val="22"/>
+        </w:rPr>
+        <w:t>•  «إلغاء الرصيد الافتتاحي» يحذفه من الكشف.</w:t>
+      </w:r>
+    </w:p>
+    <w:tbl>
+      <w:tblPr>
+        <w:tblW w:type="auto" w:w="0"/>
+        <w:jc w:val="center"/>
+        <w:tblLook w:firstColumn="1" w:firstRow="1" w:lastColumn="0" w:lastRow="0" w:noHBand="0" w:noVBand="1" w:val="04A0"/>
+        <w:bidiVisual/>
+      </w:tblPr>
+      <w:tblGrid>
+        <w:gridCol w:w="9972"/>
+      </w:tblGrid>
+      <w:tr>
+        <w:tc>
+          <w:tcPr>
+            <w:tcW w:type="dxa" w:w="9972"/>
+            <w:shd w:val="clear" w:color="auto" w:fill="FEF3C7"/>
+          </w:tcPr>
+          <w:p>
+            <w:pPr>
+              <w:bidi/>
+              <w:jc w:val="right"/>
+            </w:pPr>
+            <w:r>
+              <w:rPr>
+                <w:b/>
+                <w:sz w:val="21"/>
+                <w:rtl/>
+                <w:rFonts w:ascii="Tahoma" w:hAnsi="Tahoma" w:cs="Tahoma" w:eastAsia="Tahoma"/>
+                <w:szCs w:val="21"/>
+                <w:bCs/>
+              </w:rPr>
+              <w:t xml:space="preserve">انتبه: </w:t>
+            </w:r>
+            <w:r>
+              <w:rPr>
+                <w:sz w:val="21"/>
+                <w:rtl/>
+                <w:rFonts w:ascii="Tahoma" w:hAnsi="Tahoma" w:cs="Tahoma" w:eastAsia="Tahoma"/>
+                <w:szCs w:val="21"/>
+              </w:rPr>
+              <w:t>أي مستخلص أو حركة أو أمر شراء تاريخه قبل تاريخ الافتتاح مشمول في الرصيد، فيرفض النظام إدخاله ثانية حتى لا يُحسب المبلغ مرتين. إن كان تاريخ الافتتاح غير مناسب فعدّله أولاً.</w:t>
+            </w:r>
+          </w:p>
+        </w:tc>
+      </w:tr>
+    </w:tbl>
+    <w:p>
+      <w:pPr>
+        <w:spacing w:after="40"/>
+      </w:pPr>
+    </w:p>
+    <w:tbl>
+      <w:tblPr>
+        <w:tblW w:type="auto" w:w="0"/>
+        <w:jc w:val="center"/>
+        <w:tblLook w:firstColumn="1" w:firstRow="1" w:lastColumn="0" w:lastRow="0" w:noHBand="0" w:noVBand="1" w:val="04A0"/>
+        <w:bidiVisual/>
+      </w:tblPr>
+      <w:tblGrid>
+        <w:gridCol w:w="9972"/>
+      </w:tblGrid>
+      <w:tr>
+        <w:tc>
+          <w:tcPr>
+            <w:tcW w:type="dxa" w:w="9972"/>
+            <w:shd w:val="clear" w:color="auto" w:fill="E6EFF0"/>
+          </w:tcPr>
+          <w:p>
+            <w:pPr>
+              <w:bidi/>
+              <w:jc w:val="right"/>
+            </w:pPr>
+            <w:r>
+              <w:rPr>
+                <w:b/>
+                <w:sz w:val="21"/>
+                <w:rtl/>
+                <w:rFonts w:ascii="Tahoma" w:hAnsi="Tahoma" w:cs="Tahoma" w:eastAsia="Tahoma"/>
+                <w:szCs w:val="21"/>
+                <w:bCs/>
+              </w:rPr>
+              <w:t xml:space="preserve">ملاحظة: </w:t>
+            </w:r>
+            <w:r>
+              <w:rPr>
+                <w:sz w:val="21"/>
+                <w:rtl/>
+                <w:rFonts w:ascii="Tahoma" w:hAnsi="Tahoma" w:cs="Tahoma" w:eastAsia="Tahoma"/>
+                <w:szCs w:val="21"/>
+              </w:rPr>
+              <w:t>رصيد الافتتاح يدخل تلقائياً في كشف الحساب وفي أرقام صفحة المقاول والرئيسية، فلا تختلف الأرقام بين الشاشات.</w:t>
+            </w:r>
+          </w:p>
+        </w:tc>
+      </w:tr>
+    </w:tbl>
+    <w:p>
+      <w:pPr>
+        <w:spacing w:after="40"/>
+      </w:pPr>
+    </w:p>
+    <w:p>
+      <w:pPr>
+        <w:keepNext/>
+        <w:bidi/>
+        <w:spacing w:after="160" w:before="280"/>
+        <w:jc w:val="right"/>
+      </w:pPr>
+      <w:r>
+        <w:rPr>
+          <w:b/>
+          <w:color w:val="29595E"/>
+          <w:sz w:val="36"/>
+          <w:rtl/>
+          <w:rFonts w:ascii="Tahoma" w:hAnsi="Tahoma" w:cs="Tahoma" w:eastAsia="Tahoma"/>
+          <w:szCs w:val="36"/>
+          <w:bCs/>
+        </w:rPr>
+        <w:t>8. كشف حساب المورد</w:t>
+      </w:r>
+    </w:p>
+    <w:p>
+      <w:pPr>
+        <w:bidi/>
+        <w:spacing w:after="120"/>
+        <w:jc w:val="right"/>
+      </w:pPr>
+      <w:r>
+        <w:rPr>
+          <w:b w:val="0"/>
+          <w:sz w:val="22"/>
+          <w:rtl/>
+          <w:rFonts w:ascii="Tahoma" w:hAnsi="Tahoma" w:cs="Tahoma" w:eastAsia="Tahoma"/>
+          <w:szCs w:val="22"/>
+        </w:rPr>
+        <w:t>يشبه كشف حساب المقاول تماماً. افتحه من صفحة المورد: زر «كشف الحساب»، أو تبويب «الحساب» ← «كشف الحساب الكامل».</w:t>
+      </w:r>
+    </w:p>
+    <w:p>
+      <w:pPr>
+        <w:bidi/>
+        <w:spacing w:after="60"/>
+        <w:ind w:right="227"/>
+        <w:jc w:val="right"/>
+      </w:pPr>
+      <w:r>
+        <w:rPr>
+          <w:b w:val="0"/>
+          <w:sz w:val="22"/>
+          <w:rtl/>
+          <w:rFonts w:ascii="Tahoma" w:hAnsi="Tahoma" w:cs="Tahoma" w:eastAsia="Tahoma"/>
+          <w:szCs w:val="22"/>
+        </w:rPr>
+        <w:t>•  مدين = ما يستحقه المورد (أوامر الشراء + أي استحقاق آخر). دائن = ما دُفع له أو خُصم (دفعات، مرتجعات، خصومات).</w:t>
+      </w:r>
+    </w:p>
+    <w:p>
+      <w:pPr>
+        <w:bidi/>
+        <w:spacing w:after="60"/>
+        <w:ind w:right="227"/>
+        <w:jc w:val="right"/>
+      </w:pPr>
+      <w:r>
+        <w:rPr>
+          <w:b w:val="0"/>
+          <w:sz w:val="22"/>
+          <w:rtl/>
+          <w:rFonts w:ascii="Tahoma" w:hAnsi="Tahoma" w:cs="Tahoma" w:eastAsia="Tahoma"/>
+          <w:szCs w:val="22"/>
+        </w:rPr>
+        <w:t>•  البطاقات: رصيد الافتتاح · إجمالي المشتريات · المسدَّد والمخصوم · الرصيد الحالي.</w:t>
+      </w:r>
+    </w:p>
+    <w:p>
+      <w:pPr>
+        <w:bidi/>
+        <w:spacing w:after="60"/>
+        <w:ind w:right="227"/>
+        <w:jc w:val="right"/>
+      </w:pPr>
+      <w:r>
+        <w:rPr>
+          <w:b w:val="0"/>
+          <w:sz w:val="22"/>
+          <w:rtl/>
+          <w:rFonts w:ascii="Tahoma" w:hAnsi="Tahoma" w:cs="Tahoma" w:eastAsia="Tahoma"/>
+          <w:szCs w:val="22"/>
+        </w:rPr>
+        <w:t>•  الفلاتر: من تاريخ، إلى تاريخ، المشروع، وطريقة احتساب المشتريات (كل أوامر الشراء، أو الفواتير الصادرة فقط). ما قبل «من تاريخ» يظهر سطراً واحداً اسمه «رصيد سابق».</w:t>
+      </w:r>
+    </w:p>
+    <w:p>
+      <w:pPr>
+        <w:bidi/>
+        <w:spacing w:after="60"/>
+        <w:ind w:right="227"/>
+        <w:jc w:val="right"/>
+      </w:pPr>
+      <w:r>
+        <w:rPr>
+          <w:b w:val="0"/>
+          <w:sz w:val="22"/>
+          <w:rtl/>
+          <w:rFonts w:ascii="Tahoma" w:hAnsi="Tahoma" w:cs="Tahoma" w:eastAsia="Tahoma"/>
+          <w:szCs w:val="22"/>
+        </w:rPr>
+        <w:t>•  أمر الشراء المعلَّم «تم السداد» يُحتسب مسدَّداً بكامل قيمته في تاريخ السداد.</w:t>
+      </w:r>
+    </w:p>
+    <w:p>
+      <w:pPr>
+        <w:bidi/>
+        <w:spacing w:after="60"/>
+        <w:ind w:right="227"/>
+        <w:jc w:val="right"/>
+      </w:pPr>
+      <w:r>
+        <w:rPr>
+          <w:b w:val="0"/>
+          <w:sz w:val="22"/>
+          <w:rtl/>
+          <w:rFonts w:ascii="Tahoma" w:hAnsi="Tahoma" w:cs="Tahoma" w:eastAsia="Tahoma"/>
+          <w:szCs w:val="22"/>
+        </w:rPr>
+        <w:t>•  يمكن الطباعة وتصدير PDF.</w:t>
+      </w:r>
+    </w:p>
+    <w:p>
+      <w:pPr>
+        <w:keepNext/>
+        <w:bidi/>
+        <w:spacing w:after="80" w:before="160"/>
+        <w:jc w:val="right"/>
+      </w:pPr>
+      <w:r>
+        <w:rPr>
+          <w:b/>
+          <w:color w:val="29595E"/>
+          <w:sz w:val="26"/>
+          <w:rtl/>
+          <w:rFonts w:ascii="Tahoma" w:hAnsi="Tahoma" w:cs="Tahoma" w:eastAsia="Tahoma"/>
+          <w:szCs w:val="26"/>
+          <w:bCs/>
+        </w:rPr>
+        <w:t>تسجيل دفعة أو حركة على المورد</w:t>
+      </w:r>
+    </w:p>
+    <w:p>
+      <w:pPr>
+        <w:bidi/>
+        <w:spacing w:after="60"/>
+        <w:ind w:right="227"/>
+        <w:jc w:val="right"/>
+      </w:pPr>
+      <w:r>
+        <w:rPr>
+          <w:b w:val="0"/>
+          <w:sz w:val="22"/>
+          <w:rtl/>
+          <w:rFonts w:ascii="Tahoma" w:hAnsi="Tahoma" w:cs="Tahoma" w:eastAsia="Tahoma"/>
+          <w:szCs w:val="22"/>
+        </w:rPr>
+        <w:t>1.  صفحة المورد ← تبويب «الحساب» ← «+ إضافة حركة».</w:t>
+      </w:r>
+    </w:p>
+    <w:p>
+      <w:pPr>
+        <w:bidi/>
+        <w:spacing w:after="60"/>
+        <w:ind w:right="227"/>
+        <w:jc w:val="right"/>
+      </w:pPr>
+      <w:r>
+        <w:rPr>
+          <w:b w:val="0"/>
+          <w:sz w:val="22"/>
+          <w:rtl/>
+          <w:rFonts w:ascii="Tahoma" w:hAnsi="Tahoma" w:cs="Tahoma" w:eastAsia="Tahoma"/>
+          <w:szCs w:val="22"/>
+        </w:rPr>
+        <w:t>2.  اختر النوع: دائن (دفعة، مرتجع / إشعار دائن، خصم، تسوية) أو مدين (استحقاق آخر، رد دفعة).</w:t>
+      </w:r>
+    </w:p>
+    <w:p>
+      <w:pPr>
+        <w:bidi/>
+        <w:spacing w:after="60"/>
+        <w:ind w:right="227"/>
+        <w:jc w:val="right"/>
+      </w:pPr>
+      <w:r>
+        <w:rPr>
+          <w:b w:val="0"/>
+          <w:sz w:val="22"/>
+          <w:rtl/>
+          <w:rFonts w:ascii="Tahoma" w:hAnsi="Tahoma" w:cs="Tahoma" w:eastAsia="Tahoma"/>
+          <w:szCs w:val="22"/>
+        </w:rPr>
+        <w:t>3.  اكتب الوصف والمبلغ والتاريخ، ويمكنك ربط الحركة بمشروع وبأمر شراء، ثم احفظ.</w:t>
+      </w:r>
+    </w:p>
+    <w:tbl>
+      <w:tblPr>
+        <w:tblW w:type="auto" w:w="0"/>
+        <w:jc w:val="center"/>
+        <w:tblLook w:firstColumn="1" w:firstRow="1" w:lastColumn="0" w:lastRow="0" w:noHBand="0" w:noVBand="1" w:val="04A0"/>
+        <w:bidiVisual/>
+      </w:tblPr>
+      <w:tblGrid>
+        <w:gridCol w:w="9972"/>
+      </w:tblGrid>
+      <w:tr>
+        <w:tc>
+          <w:tcPr>
+            <w:tcW w:type="dxa" w:w="9972"/>
+            <w:shd w:val="clear" w:color="auto" w:fill="FEF3C7"/>
+          </w:tcPr>
+          <w:p>
+            <w:pPr>
+              <w:bidi/>
+              <w:jc w:val="right"/>
+            </w:pPr>
+            <w:r>
+              <w:rPr>
+                <w:b/>
+                <w:sz w:val="21"/>
+                <w:rtl/>
+                <w:rFonts w:ascii="Tahoma" w:hAnsi="Tahoma" w:cs="Tahoma" w:eastAsia="Tahoma"/>
+                <w:szCs w:val="21"/>
+                <w:bCs/>
+              </w:rPr>
+              <w:t xml:space="preserve">انتبه: </w:t>
+            </w:r>
+            <w:r>
+              <w:rPr>
+                <w:sz w:val="21"/>
+                <w:rtl/>
+                <w:rFonts w:ascii="Tahoma" w:hAnsi="Tahoma" w:cs="Tahoma" w:eastAsia="Tahoma"/>
+                <w:szCs w:val="21"/>
+              </w:rPr>
+              <w:t>إن سجّلت دفعة جزئية وربطتها بأمر شراء معلَّم «تم السداد» فتُحتسب بمبلغها الفعلي بدل احتساب الأمر مسدداً بالكامل. هكذا لا يُحسب الدفع مرتين.</w:t>
+            </w:r>
+          </w:p>
+        </w:tc>
+      </w:tr>
+    </w:tbl>
+    <w:p>
+      <w:pPr>
+        <w:spacing w:after="40"/>
+      </w:pPr>
+    </w:p>
+    <w:p>
+      <w:pPr>
+        <w:keepNext/>
+        <w:bidi/>
+        <w:spacing w:after="160" w:before="280"/>
+        <w:jc w:val="right"/>
+      </w:pPr>
+      <w:r>
+        <w:rPr>
+          <w:b/>
+          <w:color w:val="29595E"/>
+          <w:sz w:val="36"/>
+          <w:rtl/>
+          <w:rFonts w:ascii="Tahoma" w:hAnsi="Tahoma" w:cs="Tahoma" w:eastAsia="Tahoma"/>
+          <w:szCs w:val="36"/>
+          <w:bCs/>
+        </w:rPr>
+        <w:t>9. الطباعة: أمر الصرف العام</w:t>
+      </w:r>
+    </w:p>
+    <w:p>
+      <w:pPr>
+        <w:bidi/>
+        <w:spacing w:after="120"/>
+        <w:jc w:val="right"/>
+      </w:pPr>
+      <w:r>
+        <w:rPr>
+          <w:b w:val="0"/>
+          <w:sz w:val="22"/>
+          <w:rtl/>
+          <w:rFonts w:ascii="Tahoma" w:hAnsi="Tahoma" w:cs="Tahoma" w:eastAsia="Tahoma"/>
+          <w:szCs w:val="22"/>
+        </w:rPr>
+        <w:t>قسم «الطباعة» في القائمة الجانبية يطبع «طلب صرف» على نموذج الشركة من بيانات المشروع والمورد أو المقاول.</w:t>
+      </w:r>
+    </w:p>
+    <w:p>
+      <w:pPr>
+        <w:keepNext/>
+        <w:bidi/>
+        <w:spacing w:after="80" w:before="160"/>
+        <w:jc w:val="right"/>
+      </w:pPr>
+      <w:r>
+        <w:rPr>
+          <w:b/>
+          <w:color w:val="29595E"/>
+          <w:sz w:val="26"/>
+          <w:rtl/>
+          <w:rFonts w:ascii="Tahoma" w:hAnsi="Tahoma" w:cs="Tahoma" w:eastAsia="Tahoma"/>
+          <w:szCs w:val="26"/>
+          <w:bCs/>
+        </w:rPr>
+        <w:t>إنشاء أمر صرف عام</w:t>
+      </w:r>
+    </w:p>
+    <w:p>
+      <w:pPr>
+        <w:bidi/>
+        <w:spacing w:after="60"/>
+        <w:ind w:right="227"/>
+        <w:jc w:val="right"/>
+      </w:pPr>
+      <w:r>
+        <w:rPr>
+          <w:b w:val="0"/>
+          <w:sz w:val="22"/>
+          <w:rtl/>
+          <w:rFonts w:ascii="Tahoma" w:hAnsi="Tahoma" w:cs="Tahoma" w:eastAsia="Tahoma"/>
+          <w:szCs w:val="22"/>
+        </w:rPr>
+        <w:t>1.  من القائمة: «الطباعة» ← «أوامر الصرف العامة» ← زر «إنشاء أمر صرف عام».</w:t>
+      </w:r>
+    </w:p>
+    <w:p>
+      <w:pPr>
+        <w:bidi/>
+        <w:spacing w:after="60"/>
+        <w:ind w:right="227"/>
+        <w:jc w:val="right"/>
+      </w:pPr>
+      <w:r>
+        <w:rPr>
+          <w:b w:val="0"/>
+          <w:sz w:val="22"/>
+          <w:rtl/>
+          <w:rFonts w:ascii="Tahoma" w:hAnsi="Tahoma" w:cs="Tahoma" w:eastAsia="Tahoma"/>
+          <w:szCs w:val="22"/>
+        </w:rPr>
+        <w:t>2.  اختر اسم المشروع. ثم اختر هل المستفيد مورد أم مقاول، ثم اختر اسمه من القائمة (المرتبطون بالمشروع يظهرون أولاً).</w:t>
+      </w:r>
+    </w:p>
+    <w:p>
+      <w:pPr>
+        <w:bidi/>
+        <w:spacing w:after="60"/>
+        <w:ind w:right="227"/>
+        <w:jc w:val="right"/>
+      </w:pPr>
+      <w:r>
+        <w:rPr>
+          <w:b w:val="0"/>
+          <w:sz w:val="22"/>
+          <w:rtl/>
+          <w:rFonts w:ascii="Tahoma" w:hAnsi="Tahoma" w:cs="Tahoma" w:eastAsia="Tahoma"/>
+          <w:szCs w:val="22"/>
+        </w:rPr>
+        <w:t>3.  يظهر مربع بمستندات هذا المستفيد المستحقة على المشروع (مستخلصات المقاول أو أوامر شراء المورد). علّم ما تريد صرفه: يُضاف كبند وكمستند مرجعي تلقائياً بمبلغه.</w:t>
+      </w:r>
+    </w:p>
+    <w:p>
+      <w:pPr>
+        <w:bidi/>
+        <w:spacing w:after="60"/>
+        <w:ind w:right="227"/>
+        <w:jc w:val="right"/>
+      </w:pPr>
+      <w:r>
+        <w:rPr>
+          <w:b w:val="0"/>
+          <w:sz w:val="22"/>
+          <w:rtl/>
+          <w:rFonts w:ascii="Tahoma" w:hAnsi="Tahoma" w:cs="Tahoma" w:eastAsia="Tahoma"/>
+          <w:szCs w:val="22"/>
+        </w:rPr>
+        <w:t>4.  أكمل: نوع الطلب، القسم الطالب، مركز التكلفة (افتراضياً اسم المشروع)، طريقة السداد، بيان السداد، والبيان. يمكنك إضافة بنود ومستندات مرجعية يدوياً.</w:t>
+      </w:r>
+    </w:p>
+    <w:p>
+      <w:pPr>
+        <w:bidi/>
+        <w:spacing w:after="60"/>
+        <w:ind w:right="227"/>
+        <w:jc w:val="right"/>
+      </w:pPr>
+      <w:r>
+        <w:rPr>
+          <w:b w:val="0"/>
+          <w:sz w:val="22"/>
+          <w:rtl/>
+          <w:rFonts w:ascii="Tahoma" w:hAnsi="Tahoma" w:cs="Tahoma" w:eastAsia="Tahoma"/>
+          <w:szCs w:val="22"/>
+        </w:rPr>
+        <w:t>5.  اختر هل الأسعار شاملة الضريبة أم لا، وأضف خصماً إن وُجد (يُحسب بعد الضريبة). تظهر الإجماليات فوراً أسفل البنود.</w:t>
+      </w:r>
+    </w:p>
+    <w:p>
+      <w:pPr>
+        <w:bidi/>
+        <w:spacing w:after="60"/>
+        <w:ind w:right="227"/>
+        <w:jc w:val="right"/>
+      </w:pPr>
+      <w:r>
+        <w:rPr>
+          <w:b w:val="0"/>
+          <w:sz w:val="22"/>
+          <w:rtl/>
+          <w:rFonts w:ascii="Tahoma" w:hAnsi="Tahoma" w:cs="Tahoma" w:eastAsia="Tahoma"/>
+          <w:szCs w:val="22"/>
+        </w:rPr>
+        <w:t>6.  اضغط «حفظ كمسودة». يُعطى الأمر رقماً تلقائياً (PR-0027 مثلاً).</w:t>
+      </w:r>
+    </w:p>
+    <w:p>
+      <w:pPr>
+        <w:keepNext/>
+        <w:bidi/>
+        <w:spacing w:after="80" w:before="160"/>
+        <w:jc w:val="right"/>
+      </w:pPr>
+      <w:r>
+        <w:rPr>
+          <w:b/>
+          <w:color w:val="29595E"/>
+          <w:sz w:val="26"/>
+          <w:rtl/>
+          <w:rFonts w:ascii="Tahoma" w:hAnsi="Tahoma" w:cs="Tahoma" w:eastAsia="Tahoma"/>
+          <w:szCs w:val="26"/>
+          <w:bCs/>
+        </w:rPr>
+        <w:t>بعد الحفظ</w:t>
+      </w:r>
+    </w:p>
+    <w:tbl>
+      <w:tblPr>
+        <w:tblStyle w:val="TableGrid"/>
+        <w:tblW w:type="auto" w:w="0"/>
+        <w:jc w:val="center"/>
+        <w:tblLayout w:type="fixed"/>
+        <w:tblLook w:firstColumn="1" w:firstRow="1" w:lastColumn="0" w:lastRow="0" w:noHBand="0" w:noVBand="1" w:val="04A0"/>
+        <w:bidiVisual/>
+        <w:tblLayout w:type="fixed"/>
+      </w:tblPr>
+      <w:tblGrid>
+        <w:gridCol w:w="2268"/>
+        <w:gridCol w:w="7370"/>
+      </w:tblGrid>
+      <w:tr>
+        <w:tc>
+          <w:tcPr>
+            <w:tcW w:type="dxa" w:w="2268"/>
+            <w:shd w:val="clear" w:color="auto" w:fill="29595E"/>
+          </w:tcPr>
+          <w:p>
+            <w:pPr>
+              <w:bidi/>
+              <w:jc w:val="right"/>
+            </w:pPr>
+            <w:r>
+              <w:rPr>
+                <w:b/>
+                <w:color w:val="FFFFFF"/>
+                <w:sz w:val="21"/>
+                <w:rtl/>
+                <w:rFonts w:ascii="Tahoma" w:hAnsi="Tahoma" w:cs="Tahoma" w:eastAsia="Tahoma"/>
+                <w:szCs w:val="21"/>
+                <w:bCs/>
+              </w:rPr>
+              <w:t>الزر</w:t>
+            </w:r>
+          </w:p>
+        </w:tc>
+        <w:tc>
+          <w:tcPr>
+            <w:tcW w:type="dxa" w:w="7370"/>
+            <w:shd w:val="clear" w:color="auto" w:fill="29595E"/>
+          </w:tcPr>
+          <w:p>
+            <w:pPr>
+              <w:bidi/>
+              <w:jc w:val="right"/>
+            </w:pPr>
+            <w:r>
+              <w:rPr>
+                <w:b/>
+                <w:color w:val="FFFFFF"/>
+                <w:sz w:val="21"/>
+                <w:rtl/>
+                <w:rFonts w:ascii="Tahoma" w:hAnsi="Tahoma" w:cs="Tahoma" w:eastAsia="Tahoma"/>
+                <w:szCs w:val="21"/>
+                <w:bCs/>
+              </w:rPr>
+              <w:t>ماذا يفعل</w:t>
+            </w:r>
+          </w:p>
+        </w:tc>
+      </w:tr>
+      <w:tr>
+        <w:tc>
+          <w:tcPr>
+            <w:tcW w:type="dxa" w:w="2268"/>
+          </w:tcPr>
+          <w:p>
+            <w:pPr>
+              <w:bidi/>
+              <w:jc w:val="right"/>
+            </w:pPr>
+            <w:r>
+              <w:rPr>
+                <w:sz w:val="21"/>
+                <w:rtl/>
+                <w:rFonts w:ascii="Tahoma" w:hAnsi="Tahoma" w:cs="Tahoma" w:eastAsia="Tahoma"/>
+                <w:szCs w:val="21"/>
+              </w:rPr>
+              <w:t>طباعة</w:t>
+            </w:r>
+          </w:p>
+        </w:tc>
+        <w:tc>
+          <w:tcPr>
+            <w:tcW w:type="dxa" w:w="7370"/>
+          </w:tcPr>
+          <w:p>
+            <w:pPr>
+              <w:bidi/>
+              <w:jc w:val="right"/>
+            </w:pPr>
+            <w:r>
+              <w:rPr>
+                <w:sz w:val="21"/>
+                <w:rtl/>
+                <w:rFonts w:ascii="Tahoma" w:hAnsi="Tahoma" w:cs="Tahoma" w:eastAsia="Tahoma"/>
+                <w:szCs w:val="21"/>
+              </w:rPr>
+              <w:t>يفتح النموذج للطباعة على A4، أو الحفظ كـ PDF من المتصفح.</w:t>
+            </w:r>
+          </w:p>
+        </w:tc>
+      </w:tr>
+      <w:tr>
+        <w:tc>
+          <w:tcPr>
+            <w:tcW w:type="dxa" w:w="2268"/>
+          </w:tcPr>
+          <w:p>
+            <w:pPr>
+              <w:bidi/>
+              <w:jc w:val="right"/>
+            </w:pPr>
+            <w:r>
+              <w:rPr>
+                <w:sz w:val="21"/>
+                <w:rtl/>
+                <w:rFonts w:ascii="Tahoma" w:hAnsi="Tahoma" w:cs="Tahoma" w:eastAsia="Tahoma"/>
+                <w:szCs w:val="21"/>
+              </w:rPr>
+              <w:t>تصدير PDF</w:t>
+            </w:r>
+          </w:p>
+        </w:tc>
+        <w:tc>
+          <w:tcPr>
+            <w:tcW w:type="dxa" w:w="7370"/>
+          </w:tcPr>
+          <w:p>
+            <w:pPr>
+              <w:bidi/>
+              <w:jc w:val="right"/>
+            </w:pPr>
+            <w:r>
+              <w:rPr>
+                <w:sz w:val="21"/>
+                <w:rtl/>
+                <w:rFonts w:ascii="Tahoma" w:hAnsi="Tahoma" w:cs="Tahoma" w:eastAsia="Tahoma"/>
+                <w:szCs w:val="21"/>
+              </w:rPr>
+              <w:t>ينزّل ملف PDF مباشرة.</w:t>
+            </w:r>
+          </w:p>
+        </w:tc>
+      </w:tr>
+      <w:tr>
+        <w:tc>
+          <w:tcPr>
+            <w:tcW w:type="dxa" w:w="2268"/>
+          </w:tcPr>
+          <w:p>
+            <w:pPr>
+              <w:bidi/>
+              <w:jc w:val="right"/>
+            </w:pPr>
+            <w:r>
+              <w:rPr>
+                <w:sz w:val="21"/>
+                <w:rtl/>
+                <w:rFonts w:ascii="Tahoma" w:hAnsi="Tahoma" w:cs="Tahoma" w:eastAsia="Tahoma"/>
+                <w:szCs w:val="21"/>
+              </w:rPr>
+              <w:t>تعديل</w:t>
+            </w:r>
+          </w:p>
+        </w:tc>
+        <w:tc>
+          <w:tcPr>
+            <w:tcW w:type="dxa" w:w="7370"/>
+          </w:tcPr>
+          <w:p>
+            <w:pPr>
+              <w:bidi/>
+              <w:jc w:val="right"/>
+            </w:pPr>
+            <w:r>
+              <w:rPr>
+                <w:sz w:val="21"/>
+                <w:rtl/>
+                <w:rFonts w:ascii="Tahoma" w:hAnsi="Tahoma" w:cs="Tahoma" w:eastAsia="Tahoma"/>
+                <w:szCs w:val="21"/>
+              </w:rPr>
+              <w:t>متاح للمسودة فقط.</w:t>
+            </w:r>
+          </w:p>
+        </w:tc>
+      </w:tr>
+      <w:tr>
+        <w:tc>
+          <w:tcPr>
+            <w:tcW w:type="dxa" w:w="2268"/>
+          </w:tcPr>
+          <w:p>
+            <w:pPr>
+              <w:bidi/>
+              <w:jc w:val="right"/>
+            </w:pPr>
+            <w:r>
+              <w:rPr>
+                <w:sz w:val="21"/>
+                <w:rtl/>
+                <w:rFonts w:ascii="Tahoma" w:hAnsi="Tahoma" w:cs="Tahoma" w:eastAsia="Tahoma"/>
+                <w:szCs w:val="21"/>
+              </w:rPr>
+              <w:t>اعتماد</w:t>
+            </w:r>
+          </w:p>
+        </w:tc>
+        <w:tc>
+          <w:tcPr>
+            <w:tcW w:type="dxa" w:w="7370"/>
+          </w:tcPr>
+          <w:p>
+            <w:pPr>
+              <w:bidi/>
+              <w:jc w:val="right"/>
+            </w:pPr>
+            <w:r>
+              <w:rPr>
+                <w:sz w:val="21"/>
+                <w:rtl/>
+                <w:rFonts w:ascii="Tahoma" w:hAnsi="Tahoma" w:cs="Tahoma" w:eastAsia="Tahoma"/>
+                <w:szCs w:val="21"/>
+              </w:rPr>
+              <w:t>يثبّت الأمر ولا يعود قابلاً للتعديل (لمن عنده صلاحية الاعتماد).</w:t>
+            </w:r>
+          </w:p>
+        </w:tc>
+      </w:tr>
+      <w:tr>
+        <w:tc>
+          <w:tcPr>
+            <w:tcW w:type="dxa" w:w="2268"/>
+          </w:tcPr>
+          <w:p>
+            <w:pPr>
+              <w:bidi/>
+              <w:jc w:val="right"/>
+            </w:pPr>
+            <w:r>
+              <w:rPr>
+                <w:sz w:val="21"/>
+                <w:rtl/>
+                <w:rFonts w:ascii="Tahoma" w:hAnsi="Tahoma" w:cs="Tahoma" w:eastAsia="Tahoma"/>
+                <w:szCs w:val="21"/>
+              </w:rPr>
+              <w:t>إلغاء الأمر</w:t>
+            </w:r>
+          </w:p>
+        </w:tc>
+        <w:tc>
+          <w:tcPr>
+            <w:tcW w:type="dxa" w:w="7370"/>
+          </w:tcPr>
+          <w:p>
+            <w:pPr>
+              <w:bidi/>
+              <w:jc w:val="right"/>
+            </w:pPr>
+            <w:r>
+              <w:rPr>
+                <w:sz w:val="21"/>
+                <w:rtl/>
+                <w:rFonts w:ascii="Tahoma" w:hAnsi="Tahoma" w:cs="Tahoma" w:eastAsia="Tahoma"/>
+                <w:szCs w:val="21"/>
+              </w:rPr>
+              <w:t>يُلغى الأمر ويبقى في السجل بختم «ملغي»؛ لا يُحذف أي أمر أبداً.</w:t>
+            </w:r>
+          </w:p>
+        </w:tc>
+      </w:tr>
+    </w:tbl>
+    <w:p>
+      <w:pPr>
+        <w:spacing w:after="40"/>
+      </w:pPr>
+    </w:p>
+    <w:tbl>
+      <w:tblPr>
+        <w:tblW w:type="auto" w:w="0"/>
+        <w:jc w:val="center"/>
+        <w:tblLook w:firstColumn="1" w:firstRow="1" w:lastColumn="0" w:lastRow="0" w:noHBand="0" w:noVBand="1" w:val="04A0"/>
+        <w:bidiVisual/>
+      </w:tblPr>
+      <w:tblGrid>
+        <w:gridCol w:w="9972"/>
+      </w:tblGrid>
+      <w:tr>
+        <w:tc>
+          <w:tcPr>
+            <w:tcW w:type="dxa" w:w="9972"/>
+            <w:shd w:val="clear" w:color="auto" w:fill="FEF3C7"/>
+          </w:tcPr>
+          <w:p>
+            <w:pPr>
+              <w:bidi/>
+              <w:jc w:val="right"/>
+            </w:pPr>
+            <w:r>
+              <w:rPr>
+                <w:b/>
+                <w:sz w:val="21"/>
+                <w:rtl/>
+                <w:rFonts w:ascii="Tahoma" w:hAnsi="Tahoma" w:cs="Tahoma" w:eastAsia="Tahoma"/>
+                <w:szCs w:val="21"/>
+                <w:bCs/>
+              </w:rPr>
+              <w:t xml:space="preserve">انتبه: </w:t>
+            </w:r>
+            <w:r>
+              <w:rPr>
+                <w:sz w:val="21"/>
+                <w:rtl/>
+                <w:rFonts w:ascii="Tahoma" w:hAnsi="Tahoma" w:cs="Tahoma" w:eastAsia="Tahoma"/>
+                <w:szCs w:val="21"/>
+              </w:rPr>
+              <w:t>أمر الصرف مستند للطباعة والتوقيع فقط. لا يسجّل صرفاً في كشف حساب المقاول أو المورد. سجّل الدفعة نفسها من دورة الصرف أو «تسجيل الصرف» أو تبويب «الحساب» للمورد.</w:t>
+            </w:r>
+          </w:p>
+        </w:tc>
+      </w:tr>
+    </w:tbl>
+    <w:p>
+      <w:pPr>
+        <w:spacing w:after="40"/>
+      </w:pPr>
+    </w:p>
+    <w:tbl>
+      <w:tblPr>
+        <w:tblW w:type="auto" w:w="0"/>
+        <w:jc w:val="center"/>
+        <w:tblLook w:firstColumn="1" w:firstRow="1" w:lastColumn="0" w:lastRow="0" w:noHBand="0" w:noVBand="1" w:val="04A0"/>
+        <w:bidiVisual/>
+      </w:tblPr>
+      <w:tblGrid>
+        <w:gridCol w:w="9972"/>
+      </w:tblGrid>
+      <w:tr>
+        <w:tc>
+          <w:tcPr>
+            <w:tcW w:type="dxa" w:w="9972"/>
+            <w:shd w:val="clear" w:color="auto" w:fill="E6EFF0"/>
+          </w:tcPr>
+          <w:p>
+            <w:pPr>
+              <w:bidi/>
+              <w:jc w:val="right"/>
+            </w:pPr>
+            <w:r>
+              <w:rPr>
+                <w:b/>
+                <w:sz w:val="21"/>
+                <w:rtl/>
+                <w:rFonts w:ascii="Tahoma" w:hAnsi="Tahoma" w:cs="Tahoma" w:eastAsia="Tahoma"/>
+                <w:szCs w:val="21"/>
+                <w:bCs/>
+              </w:rPr>
+              <w:t xml:space="preserve">ملاحظة: </w:t>
+            </w:r>
+            <w:r>
+              <w:rPr>
+                <w:sz w:val="21"/>
+                <w:rtl/>
+                <w:rFonts w:ascii="Tahoma" w:hAnsi="Tahoma" w:cs="Tahoma" w:eastAsia="Tahoma"/>
+                <w:szCs w:val="21"/>
+              </w:rPr>
+              <w:t>أسماء الموقّعين الأربعة والقسم الافتراضي تُحدَّد مرة واحدة من «بيانات الشركة»، ويمكن تغييرها في أمر بعينه من قسم «التوقيعات والملاحظات».</w:t>
+            </w:r>
+          </w:p>
+        </w:tc>
+      </w:tr>
+    </w:tbl>
+    <w:p>
+      <w:pPr>
+        <w:spacing w:after="40"/>
+      </w:pPr>
+    </w:p>
+    <w:p>
+      <w:pPr>
+        <w:keepNext/>
+        <w:bidi/>
+        <w:spacing w:after="160" w:before="280"/>
+        <w:jc w:val="right"/>
+      </w:pPr>
+      <w:r>
+        <w:rPr>
+          <w:b/>
+          <w:color w:val="29595E"/>
+          <w:sz w:val="36"/>
+          <w:rtl/>
+          <w:rFonts w:ascii="Tahoma" w:hAnsi="Tahoma" w:cs="Tahoma" w:eastAsia="Tahoma"/>
+          <w:szCs w:val="36"/>
+          <w:bCs/>
+        </w:rPr>
+        <w:t>10. الأرشيف وإقفال المعاملة</w:t>
       </w:r>
     </w:p>
     <w:p>
@@ -3791,7 +5149,7 @@
           <w:szCs w:val="36"/>
           <w:bCs/>
         </w:rPr>
-        <w:t>8. رسائل المنع الشائعة ومعناها</w:t>
+        <w:t>11. رسائل المنع الشائعة ومعناها</w:t>
       </w:r>
     </w:p>
     <w:tbl>
@@ -4217,7 +5575,7 @@
           <w:szCs w:val="36"/>
           <w:bCs/>
         </w:rPr>
-        <w:t>9. لمدير النظام فقط</w:t>
+        <w:t>12. لمدير النظام فقط</w:t>
       </w:r>
     </w:p>
     <w:p>
@@ -4291,7 +5649,61 @@
           <w:rFonts w:ascii="Tahoma" w:hAnsi="Tahoma" w:cs="Tahoma" w:eastAsia="Tahoma"/>
           <w:szCs w:val="22"/>
         </w:rPr>
-        <w:t>3.  عند تغيير كلمة مرور مستخدم أو دوره أو تعطيله تُنهى جلساته المفتوحة فوراً.</w:t>
+        <w:t>3.  صلاحيات جديدة: «أرصدة الافتتاح» (المالية)، و«حركات كشف حساب المورد»، وثلاث لأوامر الصرف (عرض، إنشاء، اعتماد).</w:t>
+      </w:r>
+    </w:p>
+    <w:p>
+      <w:pPr>
+        <w:bidi/>
+        <w:spacing w:after="60"/>
+        <w:ind w:right="227"/>
+        <w:jc w:val="right"/>
+      </w:pPr>
+      <w:r>
+        <w:rPr>
+          <w:b w:val="0"/>
+          <w:sz w:val="22"/>
+          <w:rtl/>
+          <w:rFonts w:ascii="Tahoma" w:hAnsi="Tahoma" w:cs="Tahoma" w:eastAsia="Tahoma"/>
+          <w:szCs w:val="22"/>
+        </w:rPr>
+        <w:t>4.  «بيانات الشركة»: اكتب أسماء الموقّعين الأربعة (المحاسب، مدير الحسابات، المدير المالي، المدير العام) والقسم الطالب الافتراضي لنموذج «طلب الصرف».</w:t>
+      </w:r>
+    </w:p>
+    <w:p>
+      <w:pPr>
+        <w:bidi/>
+        <w:spacing w:after="60"/>
+        <w:ind w:right="227"/>
+        <w:jc w:val="right"/>
+      </w:pPr>
+      <w:r>
+        <w:rPr>
+          <w:b w:val="0"/>
+          <w:sz w:val="22"/>
+          <w:rtl/>
+          <w:rFonts w:ascii="Tahoma" w:hAnsi="Tahoma" w:cs="Tahoma" w:eastAsia="Tahoma"/>
+          <w:szCs w:val="22"/>
+        </w:rPr>
+        <w:t>5.  ترقيم أوامر الصرف: في «الطباعة» قبل إنشاء أول أمر اكتب «أول رقم يُصدَر من هذا النظام» لمتابعة ترقيم النظام القديم (مثلاً 27 بعد PR-0026).</w:t>
+      </w:r>
+    </w:p>
+    <w:p>
+      <w:pPr>
+        <w:bidi/>
+        <w:spacing w:after="60"/>
+        <w:ind w:right="227"/>
+        <w:jc w:val="right"/>
+      </w:pPr>
+      <w:r>
+        <w:rPr>
+          <w:b w:val="0"/>
+          <w:sz w:val="22"/>
+          <w:rtl/>
+          <w:rFonts w:ascii="Tahoma" w:hAnsi="Tahoma" w:cs="Tahoma" w:eastAsia="Tahoma"/>
+          <w:szCs w:val="22"/>
+        </w:rPr>
+        <w:t>6.  عند تغيير كلمة مرور مستخدم أو دوره أو تعطيله تُنهى جلساته المفتوحة فوراً.</w:t>
       </w:r>
     </w:p>
     <w:p>
@@ -4795,7 +6207,7 @@
           <w:szCs w:val="36"/>
           <w:bCs/>
         </w:rPr>
-        <w:t>10. أسئلة شائعة</w:t>
+        <w:t>13. أسئلة شائعة</w:t>
       </w:r>
     </w:p>
     <w:p>

--- a/po_web/docs/دليل_المستخدم.docx
+++ b/po_web/docs/دليل_المستخدم.docx
@@ -4162,7 +4162,7 @@
           <w:rFonts w:ascii="Tahoma" w:hAnsi="Tahoma" w:cs="Tahoma" w:eastAsia="Tahoma"/>
           <w:szCs w:val="22"/>
         </w:rPr>
-        <w:t>3.  يظهر مربع بمستندات هذا المستفيد المستحقة على المشروع (مستخلصات المقاول أو أوامر شراء المورد). علّم ما تريد صرفه: يُضاف كبند وكمستند مرجعي تلقائياً بمبلغه.</w:t>
+        <w:t>3.  يظهر مربع بمستندات هذا المستفيد المستحقة على المشروع (مستخلصات المقاول أو أوامر شراء المورد). علّم ما تريد صرفه: يُضاف كبند ومستند مرجعي تلقائياً بمبلغه الشامل للضريبة.</w:t>
       </w:r>
     </w:p>
     <w:p>
@@ -4180,7 +4180,7 @@
           <w:rFonts w:ascii="Tahoma" w:hAnsi="Tahoma" w:cs="Tahoma" w:eastAsia="Tahoma"/>
           <w:szCs w:val="22"/>
         </w:rPr>
-        <w:t>4.  أكمل: نوع الطلب، القسم الطالب، مركز التكلفة (افتراضياً اسم المشروع)، طريقة السداد، بيان السداد، والبيان. يمكنك إضافة بنود ومستندات مرجعية يدوياً.</w:t>
+        <w:t>4.  أكمل: نوع الطلب، والقسم (يظهر تحت اسم الشركة)، ومركز التكلفة (افتراضياً اسم المشروع)، وطريقة السداد، والبيان. يمكنك إضافة بنود يدوياً: لكل بند بيان ومبلغ.</w:t>
       </w:r>
     </w:p>
     <w:p>
@@ -4198,7 +4198,7 @@
           <w:rFonts w:ascii="Tahoma" w:hAnsi="Tahoma" w:cs="Tahoma" w:eastAsia="Tahoma"/>
           <w:szCs w:val="22"/>
         </w:rPr>
-        <w:t>5.  اختر هل الأسعار شاملة الضريبة أم لا، وأضف خصماً إن وُجد (يُحسب بعد الضريبة). تظهر الإجماليات فوراً أسفل البنود.</w:t>
+        <w:t>5.  اختر هل الأسعار شاملة الضريبة أم لا، وأضف خصماً إن وُجد (يُحسب بعد الضريبة). تظهر الإجماليات فوراً تحت البنود.</w:t>
       </w:r>
     </w:p>
     <w:p>
@@ -4216,7 +4216,313 @@
           <w:rFonts w:ascii="Tahoma" w:hAnsi="Tahoma" w:cs="Tahoma" w:eastAsia="Tahoma"/>
           <w:szCs w:val="22"/>
         </w:rPr>
-        <w:t>6.  اضغط «حفظ كمسودة». يُعطى الأمر رقماً تلقائياً (PR-0027 مثلاً).</w:t>
+        <w:t>6.  أجب عن السؤال: «هل تريد إضافة هذه الدفعة إلى كشف حساب المورد / المقاول؟» (انظر الجدول أدناه).</w:t>
+      </w:r>
+    </w:p>
+    <w:p>
+      <w:pPr>
+        <w:bidi/>
+        <w:spacing w:after="60"/>
+        <w:ind w:right="227"/>
+        <w:jc w:val="right"/>
+      </w:pPr>
+      <w:r>
+        <w:rPr>
+          <w:b w:val="0"/>
+          <w:sz w:val="22"/>
+          <w:rtl/>
+          <w:rFonts w:ascii="Tahoma" w:hAnsi="Tahoma" w:cs="Tahoma" w:eastAsia="Tahoma"/>
+          <w:szCs w:val="22"/>
+        </w:rPr>
+        <w:t>7.  اضغط «حفظ كمسودة»، أو «حفظ واعتماد» إن كان لديك صلاحية الاعتماد. يُعطى الأمر رقماً تلقائياً (PR-0027 مثلاً).</w:t>
+      </w:r>
+    </w:p>
+    <w:p>
+      <w:pPr>
+        <w:keepNext/>
+        <w:bidi/>
+        <w:spacing w:after="80" w:before="160"/>
+        <w:jc w:val="right"/>
+      </w:pPr>
+      <w:r>
+        <w:rPr>
+          <w:b/>
+          <w:color w:val="29595E"/>
+          <w:sz w:val="26"/>
+          <w:rtl/>
+          <w:rFonts w:ascii="Tahoma" w:hAnsi="Tahoma" w:cs="Tahoma" w:eastAsia="Tahoma"/>
+          <w:szCs w:val="26"/>
+          <w:bCs/>
+        </w:rPr>
+        <w:t>سؤال: هل تضيف الدفعة إلى كشف الحساب؟</w:t>
+      </w:r>
+    </w:p>
+    <w:tbl>
+      <w:tblPr>
+        <w:tblStyle w:val="TableGrid"/>
+        <w:tblW w:type="auto" w:w="0"/>
+        <w:jc w:val="center"/>
+        <w:tblLayout w:type="fixed"/>
+        <w:tblLook w:firstColumn="1" w:firstRow="1" w:lastColumn="0" w:lastRow="0" w:noHBand="0" w:noVBand="1" w:val="04A0"/>
+        <w:bidiVisual/>
+        <w:tblLayout w:type="fixed"/>
+      </w:tblPr>
+      <w:tblGrid>
+        <w:gridCol w:w="1984"/>
+        <w:gridCol w:w="7654"/>
+      </w:tblGrid>
+      <w:tr>
+        <w:tc>
+          <w:tcPr>
+            <w:tcW w:type="dxa" w:w="1984"/>
+            <w:shd w:val="clear" w:color="auto" w:fill="29595E"/>
+          </w:tcPr>
+          <w:p>
+            <w:pPr>
+              <w:bidi/>
+              <w:jc w:val="right"/>
+            </w:pPr>
+            <w:r>
+              <w:rPr>
+                <w:b/>
+                <w:color w:val="FFFFFF"/>
+                <w:sz w:val="21"/>
+                <w:rtl/>
+                <w:rFonts w:ascii="Tahoma" w:hAnsi="Tahoma" w:cs="Tahoma" w:eastAsia="Tahoma"/>
+                <w:szCs w:val="21"/>
+                <w:bCs/>
+              </w:rPr>
+              <w:t>الجواب</w:t>
+            </w:r>
+          </w:p>
+        </w:tc>
+        <w:tc>
+          <w:tcPr>
+            <w:tcW w:type="dxa" w:w="7654"/>
+            <w:shd w:val="clear" w:color="auto" w:fill="29595E"/>
+          </w:tcPr>
+          <w:p>
+            <w:pPr>
+              <w:bidi/>
+              <w:jc w:val="right"/>
+            </w:pPr>
+            <w:r>
+              <w:rPr>
+                <w:b/>
+                <w:color w:val="FFFFFF"/>
+                <w:sz w:val="21"/>
+                <w:rtl/>
+                <w:rFonts w:ascii="Tahoma" w:hAnsi="Tahoma" w:cs="Tahoma" w:eastAsia="Tahoma"/>
+                <w:szCs w:val="21"/>
+                <w:bCs/>
+              </w:rPr>
+              <w:t>ماذا يحدث</w:t>
+            </w:r>
+          </w:p>
+        </w:tc>
+      </w:tr>
+      <w:tr>
+        <w:tc>
+          <w:tcPr>
+            <w:tcW w:type="dxa" w:w="1984"/>
+          </w:tcPr>
+          <w:p>
+            <w:pPr>
+              <w:bidi/>
+              <w:jc w:val="right"/>
+            </w:pPr>
+            <w:r>
+              <w:rPr>
+                <w:sz w:val="21"/>
+                <w:rtl/>
+                <w:rFonts w:ascii="Tahoma" w:hAnsi="Tahoma" w:cs="Tahoma" w:eastAsia="Tahoma"/>
+                <w:szCs w:val="21"/>
+              </w:rPr>
+              <w:t>لا (الافتراضي)</w:t>
+            </w:r>
+          </w:p>
+        </w:tc>
+        <w:tc>
+          <w:tcPr>
+            <w:tcW w:type="dxa" w:w="7654"/>
+          </w:tcPr>
+          <w:p>
+            <w:pPr>
+              <w:bidi/>
+              <w:jc w:val="right"/>
+            </w:pPr>
+            <w:r>
+              <w:rPr>
+                <w:sz w:val="21"/>
+                <w:rtl/>
+                <w:rFonts w:ascii="Tahoma" w:hAnsi="Tahoma" w:cs="Tahoma" w:eastAsia="Tahoma"/>
+                <w:szCs w:val="21"/>
+              </w:rPr>
+              <w:t>الأمر للطباعة والتوقيع فقط، ولا يتغير أي كشف حساب.</w:t>
+            </w:r>
+          </w:p>
+        </w:tc>
+      </w:tr>
+      <w:tr>
+        <w:tc>
+          <w:tcPr>
+            <w:tcW w:type="dxa" w:w="1984"/>
+          </w:tcPr>
+          <w:p>
+            <w:pPr>
+              <w:bidi/>
+              <w:jc w:val="right"/>
+            </w:pPr>
+            <w:r>
+              <w:rPr>
+                <w:sz w:val="21"/>
+                <w:rtl/>
+                <w:rFonts w:ascii="Tahoma" w:hAnsi="Tahoma" w:cs="Tahoma" w:eastAsia="Tahoma"/>
+                <w:szCs w:val="21"/>
+              </w:rPr>
+              <w:t>نعم — لمقاول</w:t>
+            </w:r>
+          </w:p>
+        </w:tc>
+        <w:tc>
+          <w:tcPr>
+            <w:tcW w:type="dxa" w:w="7654"/>
+          </w:tcPr>
+          <w:p>
+            <w:pPr>
+              <w:bidi/>
+              <w:jc w:val="right"/>
+            </w:pPr>
+            <w:r>
+              <w:rPr>
+                <w:sz w:val="21"/>
+                <w:rtl/>
+                <w:rFonts w:ascii="Tahoma" w:hAnsi="Tahoma" w:cs="Tahoma" w:eastAsia="Tahoma"/>
+                <w:szCs w:val="21"/>
+              </w:rPr>
+              <w:t>عند اعتماد الأمر تُسجَّل الدفعة «تم التحويل». إن ذكرتَ مستخلصاً سحبتَه من القائمة ومبلغه يطابق متبقّيه فيُغلق صرفه تماماً كزر «تسجيل الصرف». وإن لم يطابق أو لم تذكر مستخلصاً تُسجَّل «دفعة مباشرة» في كشف المقاول دون تغيير حالة أي مستخلص.</w:t>
+            </w:r>
+          </w:p>
+        </w:tc>
+      </w:tr>
+      <w:tr>
+        <w:tc>
+          <w:tcPr>
+            <w:tcW w:type="dxa" w:w="1984"/>
+          </w:tcPr>
+          <w:p>
+            <w:pPr>
+              <w:bidi/>
+              <w:jc w:val="right"/>
+            </w:pPr>
+            <w:r>
+              <w:rPr>
+                <w:sz w:val="21"/>
+                <w:rtl/>
+                <w:rFonts w:ascii="Tahoma" w:hAnsi="Tahoma" w:cs="Tahoma" w:eastAsia="Tahoma"/>
+                <w:szCs w:val="21"/>
+              </w:rPr>
+              <w:t>نعم — لمورد</w:t>
+            </w:r>
+          </w:p>
+        </w:tc>
+        <w:tc>
+          <w:tcPr>
+            <w:tcW w:type="dxa" w:w="7654"/>
+          </w:tcPr>
+          <w:p>
+            <w:pPr>
+              <w:bidi/>
+              <w:jc w:val="right"/>
+            </w:pPr>
+            <w:r>
+              <w:rPr>
+                <w:sz w:val="21"/>
+                <w:rtl/>
+                <w:rFonts w:ascii="Tahoma" w:hAnsi="Tahoma" w:cs="Tahoma" w:eastAsia="Tahoma"/>
+                <w:szCs w:val="21"/>
+              </w:rPr>
+              <w:t>عند الاعتماد تُسجَّل دفعة في كشف حساب المورد (مرتبطة بأمر الشراء إن كان واحداً فقط، حتى لا يُحتسب مرتين).</w:t>
+            </w:r>
+          </w:p>
+        </w:tc>
+      </w:tr>
+    </w:tbl>
+    <w:p>
+      <w:pPr>
+        <w:spacing w:after="40"/>
+      </w:pPr>
+    </w:p>
+    <w:p>
+      <w:pPr>
+        <w:bidi/>
+        <w:spacing w:after="60"/>
+        <w:ind w:right="227"/>
+        <w:jc w:val="right"/>
+      </w:pPr>
+      <w:r>
+        <w:rPr>
+          <w:b w:val="0"/>
+          <w:sz w:val="22"/>
+          <w:rtl/>
+          <w:rFonts w:ascii="Tahoma" w:hAnsi="Tahoma" w:cs="Tahoma" w:eastAsia="Tahoma"/>
+          <w:szCs w:val="22"/>
+        </w:rPr>
+        <w:t>•  لا يُسجَّل شيء قبل الاعتماد. والاعتماد والتسجيل يتمان معاً أو لا يتم أيٌّ منهما.</w:t>
+      </w:r>
+    </w:p>
+    <w:p>
+      <w:pPr>
+        <w:bidi/>
+        <w:spacing w:after="60"/>
+        <w:ind w:right="227"/>
+        <w:jc w:val="right"/>
+      </w:pPr>
+      <w:r>
+        <w:rPr>
+          <w:b w:val="0"/>
+          <w:sz w:val="22"/>
+          <w:rtl/>
+          <w:rFonts w:ascii="Tahoma" w:hAnsi="Tahoma" w:cs="Tahoma" w:eastAsia="Tahoma"/>
+          <w:szCs w:val="22"/>
+        </w:rPr>
+        <w:t>•  إن كان المستخلص ضمن دورة صرف مفتوحة يرفض النظام الاعتماد ويطلب تنفيذ تحويله من الدورة.</w:t>
+      </w:r>
+    </w:p>
+    <w:p>
+      <w:pPr>
+        <w:bidi/>
+        <w:spacing w:after="60"/>
+        <w:ind w:right="227"/>
+        <w:jc w:val="right"/>
+      </w:pPr>
+      <w:r>
+        <w:rPr>
+          <w:b w:val="0"/>
+          <w:sz w:val="22"/>
+          <w:rtl/>
+          <w:rFonts w:ascii="Tahoma" w:hAnsi="Tahoma" w:cs="Tahoma" w:eastAsia="Tahoma"/>
+          <w:szCs w:val="22"/>
+        </w:rPr>
+        <w:t>•  لا يمكن تسجيل دفعة بتاريخ يسبق تاريخ رصيد الافتتاح للطرف.</w:t>
+      </w:r>
+    </w:p>
+    <w:p>
+      <w:pPr>
+        <w:bidi/>
+        <w:spacing w:after="60"/>
+        <w:ind w:right="227"/>
+        <w:jc w:val="right"/>
+      </w:pPr>
+      <w:r>
+        <w:rPr>
+          <w:b w:val="0"/>
+          <w:sz w:val="22"/>
+          <w:rtl/>
+          <w:rFonts w:ascii="Tahoma" w:hAnsi="Tahoma" w:cs="Tahoma" w:eastAsia="Tahoma"/>
+          <w:szCs w:val="22"/>
+        </w:rPr>
+        <w:t>•  الأمر الذي سُجّلت دفعته لا يُلغى قبل إزالة الدفعة من الكشف (من المستخلص «إلغاء تسجيل الصرف»، أو حذف الدفعة المباشرة / دفعة المورد التي تحمل رقم الأمر).</w:t>
       </w:r>
     </w:p>
     <w:p>
@@ -4466,7 +4772,7 @@
                 <w:rFonts w:ascii="Tahoma" w:hAnsi="Tahoma" w:cs="Tahoma" w:eastAsia="Tahoma"/>
                 <w:szCs w:val="21"/>
               </w:rPr>
-              <w:t>يثبّت الأمر ولا يعود قابلاً للتعديل (لمن عنده صلاحية الاعتماد).</w:t>
+              <w:t>يثبّت الأمر ولا يعود قابلاً للتعديل (لمن عنده صلاحية الاعتماد)، وينفّذ إضافة الدفعة إن اخترت «نعم».</w:t>
             </w:r>
           </w:p>
         </w:tc>
@@ -4519,55 +4825,115 @@
         <w:spacing w:after="40"/>
       </w:pPr>
     </w:p>
-    <w:tbl>
-      <w:tblPr>
-        <w:tblW w:type="auto" w:w="0"/>
-        <w:jc w:val="center"/>
-        <w:tblLook w:firstColumn="1" w:firstRow="1" w:lastColumn="0" w:lastRow="0" w:noHBand="0" w:noVBand="1" w:val="04A0"/>
-        <w:bidiVisual/>
-      </w:tblPr>
-      <w:tblGrid>
-        <w:gridCol w:w="9972"/>
-      </w:tblGrid>
-      <w:tr>
-        <w:tc>
-          <w:tcPr>
-            <w:tcW w:type="dxa" w:w="9972"/>
-            <w:shd w:val="clear" w:color="auto" w:fill="FEF3C7"/>
-          </w:tcPr>
-          <w:p>
-            <w:pPr>
-              <w:bidi/>
-              <w:jc w:val="right"/>
-            </w:pPr>
-            <w:r>
-              <w:rPr>
-                <w:b/>
-                <w:sz w:val="21"/>
-                <w:rtl/>
-                <w:rFonts w:ascii="Tahoma" w:hAnsi="Tahoma" w:cs="Tahoma" w:eastAsia="Tahoma"/>
-                <w:szCs w:val="21"/>
-                <w:bCs/>
-              </w:rPr>
-              <w:t xml:space="preserve">انتبه: </w:t>
-            </w:r>
-            <w:r>
-              <w:rPr>
-                <w:sz w:val="21"/>
-                <w:rtl/>
-                <w:rFonts w:ascii="Tahoma" w:hAnsi="Tahoma" w:cs="Tahoma" w:eastAsia="Tahoma"/>
-                <w:szCs w:val="21"/>
-              </w:rPr>
-              <w:t>أمر الصرف مستند للطباعة والتوقيع فقط. لا يسجّل صرفاً في كشف حساب المقاول أو المورد. سجّل الدفعة نفسها من دورة الصرف أو «تسجيل الصرف» أو تبويب «الحساب» للمورد.</w:t>
-            </w:r>
-          </w:p>
-        </w:tc>
-      </w:tr>
-    </w:tbl>
     <w:p>
       <w:pPr>
-        <w:spacing w:after="40"/>
-      </w:pPr>
+        <w:keepNext/>
+        <w:bidi/>
+        <w:spacing w:after="80" w:before="160"/>
+        <w:jc w:val="right"/>
+      </w:pPr>
+      <w:r>
+        <w:rPr>
+          <w:b/>
+          <w:color w:val="29595E"/>
+          <w:sz w:val="26"/>
+          <w:rtl/>
+          <w:rFonts w:ascii="Tahoma" w:hAnsi="Tahoma" w:cs="Tahoma" w:eastAsia="Tahoma"/>
+          <w:szCs w:val="26"/>
+          <w:bCs/>
+        </w:rPr>
+        <w:t>ما يُطبع في النموذج</w:t>
+      </w:r>
+    </w:p>
+    <w:p>
+      <w:pPr>
+        <w:bidi/>
+        <w:spacing w:after="60"/>
+        <w:ind w:right="227"/>
+        <w:jc w:val="right"/>
+      </w:pPr>
+      <w:r>
+        <w:rPr>
+          <w:b w:val="0"/>
+          <w:sz w:val="22"/>
+          <w:rtl/>
+          <w:rFonts w:ascii="Tahoma" w:hAnsi="Tahoma" w:cs="Tahoma" w:eastAsia="Tahoma"/>
+          <w:szCs w:val="22"/>
+        </w:rPr>
+        <w:t>•  اسم الشركة والقسم والشعار، ورقم الطلب والتاريخ.</w:t>
+      </w:r>
+    </w:p>
+    <w:p>
+      <w:pPr>
+        <w:bidi/>
+        <w:spacing w:after="60"/>
+        <w:ind w:right="227"/>
+        <w:jc w:val="right"/>
+      </w:pPr>
+      <w:r>
+        <w:rPr>
+          <w:b w:val="0"/>
+          <w:sz w:val="22"/>
+          <w:rtl/>
+          <w:rFonts w:ascii="Tahoma" w:hAnsi="Tahoma" w:cs="Tahoma" w:eastAsia="Tahoma"/>
+          <w:szCs w:val="22"/>
+        </w:rPr>
+        <w:t>•  المستفيد، ونوع الطلب، وطريقة السداد، ومركز التكلفة، والبيان.</w:t>
+      </w:r>
+    </w:p>
+    <w:p>
+      <w:pPr>
+        <w:bidi/>
+        <w:spacing w:after="60"/>
+        <w:ind w:right="227"/>
+        <w:jc w:val="right"/>
+      </w:pPr>
+      <w:r>
+        <w:rPr>
+          <w:b w:val="0"/>
+          <w:sz w:val="22"/>
+          <w:rtl/>
+          <w:rFonts w:ascii="Tahoma" w:hAnsi="Tahoma" w:cs="Tahoma" w:eastAsia="Tahoma"/>
+          <w:szCs w:val="22"/>
+        </w:rPr>
+        <w:t>•  بنود الطلب بمبالغها، والمبلغ بالحروف (صافي القيمة دائماً).</w:t>
+      </w:r>
+    </w:p>
+    <w:p>
+      <w:pPr>
+        <w:bidi/>
+        <w:spacing w:after="60"/>
+        <w:ind w:right="227"/>
+        <w:jc w:val="right"/>
+      </w:pPr>
+      <w:r>
+        <w:rPr>
+          <w:b w:val="0"/>
+          <w:sz w:val="22"/>
+          <w:rtl/>
+          <w:rFonts w:ascii="Tahoma" w:hAnsi="Tahoma" w:cs="Tahoma" w:eastAsia="Tahoma"/>
+          <w:szCs w:val="22"/>
+        </w:rPr>
+        <w:t>•  جدول الضريبة والإجماليات لا يُطبع إلا إن علّمتَ خانة «اطبع جدول الضريبة والإجماليات».</w:t>
+      </w:r>
+    </w:p>
+    <w:p>
+      <w:pPr>
+        <w:bidi/>
+        <w:spacing w:after="60"/>
+        <w:ind w:right="227"/>
+        <w:jc w:val="right"/>
+      </w:pPr>
+      <w:r>
+        <w:rPr>
+          <w:b w:val="0"/>
+          <w:sz w:val="22"/>
+          <w:rtl/>
+          <w:rFonts w:ascii="Tahoma" w:hAnsi="Tahoma" w:cs="Tahoma" w:eastAsia="Tahoma"/>
+          <w:szCs w:val="22"/>
+        </w:rPr>
+        <w:t>•  التوقيعات من اليمين: مدير العقود والمشتريات، مدير عام المشاريع، مدير الحسابات، المدير المالي، المدير العام.</w:t>
+      </w:r>
     </w:p>
     <w:tbl>
       <w:tblPr>
@@ -4608,7 +4974,7 @@
                 <w:rFonts w:ascii="Tahoma" w:hAnsi="Tahoma" w:cs="Tahoma" w:eastAsia="Tahoma"/>
                 <w:szCs w:val="21"/>
               </w:rPr>
-              <w:t>أسماء الموقّعين الأربعة والقسم الافتراضي تُحدَّد مرة واحدة من «بيانات الشركة»، ويمكن تغييرها في أمر بعينه من قسم «التوقيعات والملاحظات».</w:t>
+              <w:t>أسماء الموقّعين والقسم الافتراضي تُحدَّد مرة واحدة من «بيانات الشركة»، ويمكن تغييرها في أمر بعينه من قسم «التوقيعات والملاحظات».</w:t>
             </w:r>
           </w:p>
         </w:tc>

--- a/po_web/docs/دليل_المستخدم.docx
+++ b/po_web/docs/دليل_المستخدم.docx
@@ -4819,11 +4819,127 @@
           </w:p>
         </w:tc>
       </w:tr>
+      <w:tr>
+        <w:tc>
+          <w:tcPr>
+            <w:tcW w:type="dxa" w:w="2268"/>
+          </w:tcPr>
+          <w:p>
+            <w:pPr>
+              <w:bidi/>
+              <w:jc w:val="right"/>
+            </w:pPr>
+            <w:r>
+              <w:rPr>
+                <w:sz w:val="21"/>
+                <w:rtl/>
+                <w:rFonts w:ascii="Tahoma" w:hAnsi="Tahoma" w:cs="Tahoma" w:eastAsia="Tahoma"/>
+                <w:szCs w:val="21"/>
+              </w:rPr>
+              <w:t>حفظ نسخة في الأرشيف</w:t>
+            </w:r>
+          </w:p>
+        </w:tc>
+        <w:tc>
+          <w:tcPr>
+            <w:tcW w:type="dxa" w:w="7370"/>
+          </w:tcPr>
+          <w:p>
+            <w:pPr>
+              <w:bidi/>
+              <w:jc w:val="right"/>
+            </w:pPr>
+            <w:r>
+              <w:rPr>
+                <w:sz w:val="21"/>
+                <w:rtl/>
+                <w:rFonts w:ascii="Tahoma" w:hAnsi="Tahoma" w:cs="Tahoma" w:eastAsia="Tahoma"/>
+                <w:szCs w:val="21"/>
+              </w:rPr>
+              <w:t>ينشئ نسخة PDF في الأرشيف (تُنشأ تلقائياً عند الاعتماد).</w:t>
+            </w:r>
+          </w:p>
+        </w:tc>
+      </w:tr>
     </w:tbl>
     <w:p>
       <w:pPr>
         <w:spacing w:after="40"/>
       </w:pPr>
+    </w:p>
+    <w:p>
+      <w:pPr>
+        <w:keepNext/>
+        <w:bidi/>
+        <w:spacing w:after="80" w:before="160"/>
+        <w:jc w:val="right"/>
+      </w:pPr>
+      <w:r>
+        <w:rPr>
+          <w:b/>
+          <w:color w:val="29595E"/>
+          <w:sz w:val="26"/>
+          <w:rtl/>
+          <w:rFonts w:ascii="Tahoma" w:hAnsi="Tahoma" w:cs="Tahoma" w:eastAsia="Tahoma"/>
+          <w:szCs w:val="26"/>
+          <w:bCs/>
+        </w:rPr>
+        <w:t>أين يُحفظ أمر الصرف؟</w:t>
+      </w:r>
+    </w:p>
+    <w:p>
+      <w:pPr>
+        <w:bidi/>
+        <w:spacing w:after="60"/>
+        <w:ind w:right="227"/>
+        <w:jc w:val="right"/>
+      </w:pPr>
+      <w:r>
+        <w:rPr>
+          <w:b w:val="0"/>
+          <w:sz w:val="22"/>
+          <w:rtl/>
+          <w:rFonts w:ascii="Tahoma" w:hAnsi="Tahoma" w:cs="Tahoma" w:eastAsia="Tahoma"/>
+          <w:szCs w:val="22"/>
+        </w:rPr>
+        <w:t>•  بياناته في قاعدة البيانات، وتجدها في «الطباعة ← أوامر الصرف العامة» (بحث بالرقم أو المستفيد أو المشروع). رابط كل أمر داخل النظام هو صفحته.</w:t>
+      </w:r>
+    </w:p>
+    <w:p>
+      <w:pPr>
+        <w:bidi/>
+        <w:spacing w:after="60"/>
+        <w:ind w:right="227"/>
+        <w:jc w:val="right"/>
+      </w:pPr>
+      <w:r>
+        <w:rPr>
+          <w:b w:val="0"/>
+          <w:sz w:val="22"/>
+          <w:rtl/>
+          <w:rFonts w:ascii="Tahoma" w:hAnsi="Tahoma" w:cs="Tahoma" w:eastAsia="Tahoma"/>
+          <w:szCs w:val="22"/>
+        </w:rPr>
+        <w:t>•  عند الاعتماد تُحفظ تلقائياً نسخة PDF في الأرشيف: أوامر الصرف العامة / السنة / PR-xxxx / PR-xxxx.pdf، ويظهر رابطها أعلى صفحة الأمر.</w:t>
+      </w:r>
+    </w:p>
+    <w:p>
+      <w:pPr>
+        <w:bidi/>
+        <w:spacing w:after="60"/>
+        <w:ind w:right="227"/>
+        <w:jc w:val="right"/>
+      </w:pPr>
+      <w:r>
+        <w:rPr>
+          <w:b w:val="0"/>
+          <w:sz w:val="22"/>
+          <w:rtl/>
+          <w:rFonts w:ascii="Tahoma" w:hAnsi="Tahoma" w:cs="Tahoma" w:eastAsia="Tahoma"/>
+          <w:szCs w:val="22"/>
+        </w:rPr>
+        <w:t>•  إن تعذّر إنشاء الـPDF لا يتأثر الاعتماد ولا الدفعة، وتظهر رسالة؛ اضغط لاحقاً «حفظ نسخة في الأرشيف».</w:t>
+      </w:r>
     </w:p>
     <w:p>
       <w:pPr>

--- a/po_web/docs/دليل_المستخدم.docx
+++ b/po_web/docs/دليل_المستخدم.docx
@@ -89,7 +89,7 @@
         <w:keepNext/>
         <w:bidi/>
         <w:spacing w:after="160" w:before="280"/>
-        <w:jc w:val="right"/>
+        <w:jc w:val="left"/>
       </w:pPr>
       <w:r>
         <w:rPr>
@@ -108,7 +108,7 @@
       <w:pPr>
         <w:bidi/>
         <w:spacing w:after="120"/>
-        <w:jc w:val="right"/>
+        <w:jc w:val="left"/>
       </w:pPr>
       <w:r>
         <w:rPr>
@@ -126,7 +126,7 @@
         <w:keepNext/>
         <w:bidi/>
         <w:spacing w:after="80" w:before="160"/>
-        <w:jc w:val="right"/>
+        <w:jc w:val="left"/>
       </w:pPr>
       <w:r>
         <w:rPr>
@@ -146,7 +146,7 @@
         <w:bidi/>
         <w:spacing w:after="60"/>
         <w:ind w:right="227"/>
-        <w:jc w:val="right"/>
+        <w:jc w:val="left"/>
       </w:pPr>
       <w:r>
         <w:rPr>
@@ -164,7 +164,7 @@
         <w:bidi/>
         <w:spacing w:after="60"/>
         <w:ind w:right="227"/>
-        <w:jc w:val="right"/>
+        <w:jc w:val="left"/>
       </w:pPr>
       <w:r>
         <w:rPr>
@@ -182,7 +182,7 @@
         <w:bidi/>
         <w:spacing w:after="60"/>
         <w:ind w:right="227"/>
-        <w:jc w:val="right"/>
+        <w:jc w:val="left"/>
       </w:pPr>
       <w:r>
         <w:rPr>
@@ -200,7 +200,7 @@
         <w:bidi/>
         <w:spacing w:after="60"/>
         <w:ind w:right="227"/>
-        <w:jc w:val="right"/>
+        <w:jc w:val="left"/>
       </w:pPr>
       <w:r>
         <w:rPr>
@@ -218,7 +218,7 @@
         <w:keepNext/>
         <w:bidi/>
         <w:spacing w:after="80" w:before="160"/>
-        <w:jc w:val="right"/>
+        <w:jc w:val="left"/>
       </w:pPr>
       <w:r>
         <w:rPr>
@@ -238,7 +238,7 @@
         <w:bidi/>
         <w:spacing w:after="60"/>
         <w:ind w:right="227"/>
-        <w:jc w:val="right"/>
+        <w:jc w:val="left"/>
       </w:pPr>
       <w:r>
         <w:rPr>
@@ -256,7 +256,7 @@
         <w:bidi/>
         <w:spacing w:after="60"/>
         <w:ind w:right="227"/>
-        <w:jc w:val="right"/>
+        <w:jc w:val="left"/>
       </w:pPr>
       <w:r>
         <w:rPr>
@@ -274,7 +274,7 @@
         <w:bidi/>
         <w:spacing w:after="60"/>
         <w:ind w:right="227"/>
-        <w:jc w:val="right"/>
+        <w:jc w:val="left"/>
       </w:pPr>
       <w:r>
         <w:rPr>
@@ -292,7 +292,7 @@
         <w:keepNext/>
         <w:bidi/>
         <w:spacing w:after="80" w:before="160"/>
-        <w:jc w:val="right"/>
+        <w:jc w:val="left"/>
       </w:pPr>
       <w:r>
         <w:rPr>
@@ -312,7 +312,7 @@
         <w:bidi/>
         <w:spacing w:after="60"/>
         <w:ind w:right="227"/>
-        <w:jc w:val="right"/>
+        <w:jc w:val="left"/>
       </w:pPr>
       <w:r>
         <w:rPr>
@@ -330,7 +330,7 @@
         <w:bidi/>
         <w:spacing w:after="60"/>
         <w:ind w:right="227"/>
-        <w:jc w:val="right"/>
+        <w:jc w:val="left"/>
       </w:pPr>
       <w:r>
         <w:rPr>
@@ -362,7 +362,7 @@
           <w:p>
             <w:pPr>
               <w:bidi/>
-              <w:jc w:val="right"/>
+              <w:jc w:val="left"/>
             </w:pPr>
             <w:r>
               <w:rPr>
@@ -398,7 +398,7 @@
         <w:keepNext/>
         <w:bidi/>
         <w:spacing w:after="80" w:before="160"/>
-        <w:jc w:val="right"/>
+        <w:jc w:val="left"/>
       </w:pPr>
       <w:r>
         <w:rPr>
@@ -417,7 +417,7 @@
       <w:pPr>
         <w:bidi/>
         <w:spacing w:after="120"/>
-        <w:jc w:val="right"/>
+        <w:jc w:val="left"/>
       </w:pPr>
       <w:r>
         <w:rPr>
@@ -435,7 +435,7 @@
         <w:keepNext/>
         <w:bidi/>
         <w:spacing w:after="80" w:before="160"/>
-        <w:jc w:val="right"/>
+        <w:jc w:val="left"/>
       </w:pPr>
       <w:r>
         <w:rPr>
@@ -474,7 +474,7 @@
           <w:p>
             <w:pPr>
               <w:bidi/>
-              <w:jc w:val="right"/>
+              <w:jc w:val="left"/>
             </w:pPr>
             <w:r>
               <w:rPr>
@@ -498,7 +498,7 @@
           <w:p>
             <w:pPr>
               <w:bidi/>
-              <w:jc w:val="right"/>
+              <w:jc w:val="left"/>
             </w:pPr>
             <w:r>
               <w:rPr>
@@ -522,7 +522,7 @@
           <w:p>
             <w:pPr>
               <w:bidi/>
-              <w:jc w:val="right"/>
+              <w:jc w:val="left"/>
             </w:pPr>
             <w:r>
               <w:rPr>
@@ -547,7 +547,7 @@
           <w:p>
             <w:pPr>
               <w:bidi/>
-              <w:jc w:val="right"/>
+              <w:jc w:val="left"/>
             </w:pPr>
             <w:r>
               <w:rPr>
@@ -567,7 +567,7 @@
           <w:p>
             <w:pPr>
               <w:bidi/>
-              <w:jc w:val="right"/>
+              <w:jc w:val="left"/>
             </w:pPr>
             <w:r>
               <w:rPr>
@@ -587,7 +587,7 @@
           <w:p>
             <w:pPr>
               <w:bidi/>
-              <w:jc w:val="right"/>
+              <w:jc w:val="left"/>
             </w:pPr>
             <w:r>
               <w:rPr>
@@ -609,7 +609,7 @@
           <w:p>
             <w:pPr>
               <w:bidi/>
-              <w:jc w:val="right"/>
+              <w:jc w:val="left"/>
             </w:pPr>
             <w:r>
               <w:rPr>
@@ -629,7 +629,7 @@
           <w:p>
             <w:pPr>
               <w:bidi/>
-              <w:jc w:val="right"/>
+              <w:jc w:val="left"/>
             </w:pPr>
             <w:r>
               <w:rPr>
@@ -649,7 +649,7 @@
           <w:p>
             <w:pPr>
               <w:bidi/>
-              <w:jc w:val="right"/>
+              <w:jc w:val="left"/>
             </w:pPr>
             <w:r>
               <w:rPr>
@@ -671,7 +671,7 @@
           <w:p>
             <w:pPr>
               <w:bidi/>
-              <w:jc w:val="right"/>
+              <w:jc w:val="left"/>
             </w:pPr>
             <w:r>
               <w:rPr>
@@ -691,7 +691,7 @@
           <w:p>
             <w:pPr>
               <w:bidi/>
-              <w:jc w:val="right"/>
+              <w:jc w:val="left"/>
             </w:pPr>
             <w:r>
               <w:rPr>
@@ -711,7 +711,7 @@
           <w:p>
             <w:pPr>
               <w:bidi/>
-              <w:jc w:val="right"/>
+              <w:jc w:val="left"/>
             </w:pPr>
             <w:r>
               <w:rPr>
@@ -733,7 +733,7 @@
           <w:p>
             <w:pPr>
               <w:bidi/>
-              <w:jc w:val="right"/>
+              <w:jc w:val="left"/>
             </w:pPr>
             <w:r>
               <w:rPr>
@@ -753,7 +753,7 @@
           <w:p>
             <w:pPr>
               <w:bidi/>
-              <w:jc w:val="right"/>
+              <w:jc w:val="left"/>
             </w:pPr>
             <w:r>
               <w:rPr>
@@ -773,7 +773,7 @@
           <w:p>
             <w:pPr>
               <w:bidi/>
-              <w:jc w:val="right"/>
+              <w:jc w:val="left"/>
             </w:pPr>
             <w:r>
               <w:rPr>
@@ -798,7 +798,7 @@
         <w:keepNext/>
         <w:bidi/>
         <w:spacing w:after="160" w:before="280"/>
-        <w:jc w:val="right"/>
+        <w:jc w:val="left"/>
       </w:pPr>
       <w:r>
         <w:rPr>
@@ -817,7 +817,7 @@
       <w:pPr>
         <w:bidi/>
         <w:spacing w:after="120"/>
-        <w:jc w:val="right"/>
+        <w:jc w:val="left"/>
       </w:pPr>
       <w:r>
         <w:rPr>
@@ -835,7 +835,7 @@
         <w:bidi/>
         <w:spacing w:after="60"/>
         <w:ind w:right="227"/>
-        <w:jc w:val="right"/>
+        <w:jc w:val="left"/>
       </w:pPr>
       <w:r>
         <w:rPr>
@@ -853,7 +853,7 @@
         <w:bidi/>
         <w:spacing w:after="60"/>
         <w:ind w:right="227"/>
-        <w:jc w:val="right"/>
+        <w:jc w:val="left"/>
       </w:pPr>
       <w:r>
         <w:rPr>
@@ -871,7 +871,7 @@
         <w:bidi/>
         <w:spacing w:after="60"/>
         <w:ind w:right="227"/>
-        <w:jc w:val="right"/>
+        <w:jc w:val="left"/>
       </w:pPr>
       <w:r>
         <w:rPr>
@@ -889,7 +889,7 @@
         <w:bidi/>
         <w:spacing w:after="60"/>
         <w:ind w:right="227"/>
-        <w:jc w:val="right"/>
+        <w:jc w:val="left"/>
       </w:pPr>
       <w:r>
         <w:rPr>
@@ -907,7 +907,7 @@
         <w:bidi/>
         <w:spacing w:after="60"/>
         <w:ind w:right="227"/>
-        <w:jc w:val="right"/>
+        <w:jc w:val="left"/>
       </w:pPr>
       <w:r>
         <w:rPr>
@@ -939,7 +939,7 @@
           <w:p>
             <w:pPr>
               <w:bidi/>
-              <w:jc w:val="right"/>
+              <w:jc w:val="left"/>
             </w:pPr>
             <w:r>
               <w:rPr>
@@ -975,7 +975,7 @@
         <w:keepNext/>
         <w:bidi/>
         <w:spacing w:after="80" w:before="160"/>
-        <w:jc w:val="right"/>
+        <w:jc w:val="left"/>
       </w:pPr>
       <w:r>
         <w:rPr>
@@ -994,7 +994,7 @@
       <w:pPr>
         <w:bidi/>
         <w:spacing w:after="120"/>
-        <w:jc w:val="right"/>
+        <w:jc w:val="left"/>
       </w:pPr>
       <w:r>
         <w:rPr>
@@ -1012,7 +1012,7 @@
         <w:keepNext/>
         <w:bidi/>
         <w:spacing w:after="160" w:before="280"/>
-        <w:jc w:val="right"/>
+        <w:jc w:val="left"/>
       </w:pPr>
       <w:r>
         <w:rPr>
@@ -1032,7 +1032,7 @@
         <w:keepNext/>
         <w:bidi/>
         <w:spacing w:after="80" w:before="160"/>
-        <w:jc w:val="right"/>
+        <w:jc w:val="left"/>
       </w:pPr>
       <w:r>
         <w:rPr>
@@ -1052,7 +1052,7 @@
         <w:bidi/>
         <w:spacing w:after="60"/>
         <w:ind w:right="227"/>
-        <w:jc w:val="right"/>
+        <w:jc w:val="left"/>
       </w:pPr>
       <w:r>
         <w:rPr>
@@ -1070,7 +1070,7 @@
         <w:bidi/>
         <w:spacing w:after="60"/>
         <w:ind w:right="227"/>
-        <w:jc w:val="right"/>
+        <w:jc w:val="left"/>
       </w:pPr>
       <w:r>
         <w:rPr>
@@ -1088,7 +1088,7 @@
         <w:bidi/>
         <w:spacing w:after="60"/>
         <w:ind w:right="227"/>
-        <w:jc w:val="right"/>
+        <w:jc w:val="left"/>
       </w:pPr>
       <w:r>
         <w:rPr>
@@ -1106,7 +1106,7 @@
         <w:bidi/>
         <w:spacing w:after="60"/>
         <w:ind w:right="227"/>
-        <w:jc w:val="right"/>
+        <w:jc w:val="left"/>
       </w:pPr>
       <w:r>
         <w:rPr>
@@ -1124,7 +1124,7 @@
         <w:bidi/>
         <w:spacing w:after="60"/>
         <w:ind w:right="227"/>
-        <w:jc w:val="right"/>
+        <w:jc w:val="left"/>
       </w:pPr>
       <w:r>
         <w:rPr>
@@ -1156,7 +1156,7 @@
           <w:p>
             <w:pPr>
               <w:bidi/>
-              <w:jc w:val="right"/>
+              <w:jc w:val="left"/>
             </w:pPr>
             <w:r>
               <w:rPr>
@@ -1206,7 +1206,7 @@
           <w:p>
             <w:pPr>
               <w:bidi/>
-              <w:jc w:val="right"/>
+              <w:jc w:val="left"/>
             </w:pPr>
             <w:r>
               <w:rPr>
@@ -1242,7 +1242,7 @@
         <w:keepNext/>
         <w:bidi/>
         <w:spacing w:after="80" w:before="160"/>
-        <w:jc w:val="right"/>
+        <w:jc w:val="left"/>
       </w:pPr>
       <w:r>
         <w:rPr>
@@ -1262,7 +1262,7 @@
         <w:bidi/>
         <w:spacing w:after="60"/>
         <w:ind w:right="227"/>
-        <w:jc w:val="right"/>
+        <w:jc w:val="left"/>
       </w:pPr>
       <w:r>
         <w:rPr>
@@ -1280,7 +1280,7 @@
         <w:bidi/>
         <w:spacing w:after="60"/>
         <w:ind w:right="227"/>
-        <w:jc w:val="right"/>
+        <w:jc w:val="left"/>
       </w:pPr>
       <w:r>
         <w:rPr>
@@ -1298,7 +1298,7 @@
         <w:bidi/>
         <w:spacing w:after="60"/>
         <w:ind w:right="227"/>
-        <w:jc w:val="right"/>
+        <w:jc w:val="left"/>
       </w:pPr>
       <w:r>
         <w:rPr>
@@ -1316,7 +1316,7 @@
         <w:bidi/>
         <w:spacing w:after="60"/>
         <w:ind w:right="227"/>
-        <w:jc w:val="right"/>
+        <w:jc w:val="left"/>
       </w:pPr>
       <w:r>
         <w:rPr>
@@ -1334,7 +1334,7 @@
         <w:keepNext/>
         <w:bidi/>
         <w:spacing w:after="80" w:before="160"/>
-        <w:jc w:val="right"/>
+        <w:jc w:val="left"/>
       </w:pPr>
       <w:r>
         <w:rPr>
@@ -1353,7 +1353,7 @@
       <w:pPr>
         <w:bidi/>
         <w:spacing w:after="120"/>
-        <w:jc w:val="right"/>
+        <w:jc w:val="left"/>
       </w:pPr>
       <w:r>
         <w:rPr>
@@ -1371,7 +1371,7 @@
         <w:keepNext/>
         <w:bidi/>
         <w:spacing w:after="160" w:before="280"/>
-        <w:jc w:val="right"/>
+        <w:jc w:val="left"/>
       </w:pPr>
       <w:r>
         <w:rPr>
@@ -1390,7 +1390,7 @@
       <w:pPr>
         <w:bidi/>
         <w:spacing w:after="120"/>
-        <w:jc w:val="right"/>
+        <w:jc w:val="left"/>
       </w:pPr>
       <w:r>
         <w:rPr>
@@ -1426,7 +1426,7 @@
           <w:p>
             <w:pPr>
               <w:bidi/>
-              <w:jc w:val="right"/>
+              <w:jc w:val="left"/>
             </w:pPr>
             <w:r>
               <w:rPr>
@@ -1450,7 +1450,7 @@
           <w:p>
             <w:pPr>
               <w:bidi/>
-              <w:jc w:val="right"/>
+              <w:jc w:val="left"/>
             </w:pPr>
             <w:r>
               <w:rPr>
@@ -1475,7 +1475,7 @@
           <w:p>
             <w:pPr>
               <w:bidi/>
-              <w:jc w:val="right"/>
+              <w:jc w:val="left"/>
             </w:pPr>
             <w:r>
               <w:rPr>
@@ -1495,7 +1495,7 @@
           <w:p>
             <w:pPr>
               <w:bidi/>
-              <w:jc w:val="right"/>
+              <w:jc w:val="left"/>
             </w:pPr>
             <w:r>
               <w:rPr>
@@ -1517,7 +1517,7 @@
           <w:p>
             <w:pPr>
               <w:bidi/>
-              <w:jc w:val="right"/>
+              <w:jc w:val="left"/>
             </w:pPr>
             <w:r>
               <w:rPr>
@@ -1537,7 +1537,7 @@
           <w:p>
             <w:pPr>
               <w:bidi/>
-              <w:jc w:val="right"/>
+              <w:jc w:val="left"/>
             </w:pPr>
             <w:r>
               <w:rPr>
@@ -1559,7 +1559,7 @@
           <w:p>
             <w:pPr>
               <w:bidi/>
-              <w:jc w:val="right"/>
+              <w:jc w:val="left"/>
             </w:pPr>
             <w:r>
               <w:rPr>
@@ -1579,7 +1579,7 @@
           <w:p>
             <w:pPr>
               <w:bidi/>
-              <w:jc w:val="right"/>
+              <w:jc w:val="left"/>
             </w:pPr>
             <w:r>
               <w:rPr>
@@ -1601,7 +1601,7 @@
           <w:p>
             <w:pPr>
               <w:bidi/>
-              <w:jc w:val="right"/>
+              <w:jc w:val="left"/>
             </w:pPr>
             <w:r>
               <w:rPr>
@@ -1621,7 +1621,7 @@
           <w:p>
             <w:pPr>
               <w:bidi/>
-              <w:jc w:val="right"/>
+              <w:jc w:val="left"/>
             </w:pPr>
             <w:r>
               <w:rPr>
@@ -1643,7 +1643,7 @@
           <w:p>
             <w:pPr>
               <w:bidi/>
-              <w:jc w:val="right"/>
+              <w:jc w:val="left"/>
             </w:pPr>
             <w:r>
               <w:rPr>
@@ -1663,7 +1663,7 @@
           <w:p>
             <w:pPr>
               <w:bidi/>
-              <w:jc w:val="right"/>
+              <w:jc w:val="left"/>
             </w:pPr>
             <w:r>
               <w:rPr>
@@ -1702,7 +1702,7 @@
           <w:p>
             <w:pPr>
               <w:bidi/>
-              <w:jc w:val="right"/>
+              <w:jc w:val="left"/>
             </w:pPr>
             <w:r>
               <w:rPr>
@@ -1752,7 +1752,7 @@
           <w:p>
             <w:pPr>
               <w:bidi/>
-              <w:jc w:val="right"/>
+              <w:jc w:val="left"/>
             </w:pPr>
             <w:r>
               <w:rPr>
@@ -1788,7 +1788,7 @@
         <w:keepNext/>
         <w:bidi/>
         <w:spacing w:after="160" w:before="280"/>
-        <w:jc w:val="right"/>
+        <w:jc w:val="left"/>
       </w:pPr>
       <w:r>
         <w:rPr>
@@ -1808,7 +1808,7 @@
         <w:keepNext/>
         <w:bidi/>
         <w:spacing w:after="80" w:before="160"/>
-        <w:jc w:val="right"/>
+        <w:jc w:val="left"/>
       </w:pPr>
       <w:r>
         <w:rPr>
@@ -1827,7 +1827,7 @@
       <w:pPr>
         <w:bidi/>
         <w:spacing w:after="120"/>
-        <w:jc w:val="right"/>
+        <w:jc w:val="left"/>
       </w:pPr>
       <w:r>
         <w:rPr>
@@ -1845,7 +1845,7 @@
         <w:bidi/>
         <w:spacing w:after="60"/>
         <w:ind w:right="227"/>
-        <w:jc w:val="right"/>
+        <w:jc w:val="left"/>
       </w:pPr>
       <w:r>
         <w:rPr>
@@ -1863,7 +1863,7 @@
         <w:bidi/>
         <w:spacing w:after="60"/>
         <w:ind w:right="227"/>
-        <w:jc w:val="right"/>
+        <w:jc w:val="left"/>
       </w:pPr>
       <w:r>
         <w:rPr>
@@ -1881,7 +1881,7 @@
         <w:bidi/>
         <w:spacing w:after="60"/>
         <w:ind w:right="227"/>
-        <w:jc w:val="right"/>
+        <w:jc w:val="left"/>
       </w:pPr>
       <w:r>
         <w:rPr>
@@ -1899,7 +1899,7 @@
         <w:keepNext/>
         <w:bidi/>
         <w:spacing w:after="80" w:before="160"/>
-        <w:jc w:val="right"/>
+        <w:jc w:val="left"/>
       </w:pPr>
       <w:r>
         <w:rPr>
@@ -1919,7 +1919,7 @@
         <w:bidi/>
         <w:spacing w:after="60"/>
         <w:ind w:right="227"/>
-        <w:jc w:val="right"/>
+        <w:jc w:val="left"/>
       </w:pPr>
       <w:r>
         <w:rPr>
@@ -1937,7 +1937,7 @@
         <w:bidi/>
         <w:spacing w:after="60"/>
         <w:ind w:right="227"/>
-        <w:jc w:val="right"/>
+        <w:jc w:val="left"/>
       </w:pPr>
       <w:r>
         <w:rPr>
@@ -1955,7 +1955,7 @@
         <w:bidi/>
         <w:spacing w:after="60"/>
         <w:ind w:right="227"/>
-        <w:jc w:val="right"/>
+        <w:jc w:val="left"/>
       </w:pPr>
       <w:r>
         <w:rPr>
@@ -1973,7 +1973,7 @@
         <w:keepNext/>
         <w:bidi/>
         <w:spacing w:after="80" w:before="160"/>
-        <w:jc w:val="right"/>
+        <w:jc w:val="left"/>
       </w:pPr>
       <w:r>
         <w:rPr>
@@ -1992,7 +1992,7 @@
       <w:pPr>
         <w:bidi/>
         <w:spacing w:after="120"/>
-        <w:jc w:val="right"/>
+        <w:jc w:val="left"/>
       </w:pPr>
       <w:r>
         <w:rPr>
@@ -2010,7 +2010,7 @@
         <w:keepNext/>
         <w:bidi/>
         <w:spacing w:after="80" w:before="160"/>
-        <w:jc w:val="right"/>
+        <w:jc w:val="left"/>
       </w:pPr>
       <w:r>
         <w:rPr>
@@ -2030,7 +2030,7 @@
         <w:bidi/>
         <w:spacing w:after="60"/>
         <w:ind w:right="227"/>
-        <w:jc w:val="right"/>
+        <w:jc w:val="left"/>
       </w:pPr>
       <w:r>
         <w:rPr>
@@ -2048,7 +2048,7 @@
         <w:bidi/>
         <w:spacing w:after="60"/>
         <w:ind w:right="227"/>
-        <w:jc w:val="right"/>
+        <w:jc w:val="left"/>
       </w:pPr>
       <w:r>
         <w:rPr>
@@ -2066,7 +2066,7 @@
         <w:bidi/>
         <w:spacing w:after="60"/>
         <w:ind w:right="227"/>
-        <w:jc w:val="right"/>
+        <w:jc w:val="left"/>
       </w:pPr>
       <w:r>
         <w:rPr>
@@ -2098,7 +2098,7 @@
           <w:p>
             <w:pPr>
               <w:bidi/>
-              <w:jc w:val="right"/>
+              <w:jc w:val="left"/>
             </w:pPr>
             <w:r>
               <w:rPr>
@@ -2134,7 +2134,7 @@
         <w:keepNext/>
         <w:bidi/>
         <w:spacing w:after="160" w:before="280"/>
-        <w:jc w:val="right"/>
+        <w:jc w:val="left"/>
       </w:pPr>
       <w:r>
         <w:rPr>
@@ -2154,7 +2154,7 @@
         <w:keepNext/>
         <w:bidi/>
         <w:spacing w:after="80" w:before="160"/>
-        <w:jc w:val="right"/>
+        <w:jc w:val="left"/>
       </w:pPr>
       <w:r>
         <w:rPr>
@@ -2174,7 +2174,7 @@
         <w:bidi/>
         <w:spacing w:after="60"/>
         <w:ind w:right="227"/>
-        <w:jc w:val="right"/>
+        <w:jc w:val="left"/>
       </w:pPr>
       <w:r>
         <w:rPr>
@@ -2192,7 +2192,7 @@
         <w:bidi/>
         <w:spacing w:after="60"/>
         <w:ind w:right="227"/>
-        <w:jc w:val="right"/>
+        <w:jc w:val="left"/>
       </w:pPr>
       <w:r>
         <w:rPr>
@@ -2210,7 +2210,7 @@
         <w:bidi/>
         <w:spacing w:after="60"/>
         <w:ind w:right="227"/>
-        <w:jc w:val="right"/>
+        <w:jc w:val="left"/>
       </w:pPr>
       <w:r>
         <w:rPr>
@@ -2242,7 +2242,7 @@
           <w:p>
             <w:pPr>
               <w:bidi/>
-              <w:jc w:val="right"/>
+              <w:jc w:val="left"/>
             </w:pPr>
             <w:r>
               <w:rPr>
@@ -2278,7 +2278,7 @@
         <w:keepNext/>
         <w:bidi/>
         <w:spacing w:after="80" w:before="160"/>
-        <w:jc w:val="right"/>
+        <w:jc w:val="left"/>
       </w:pPr>
       <w:r>
         <w:rPr>
@@ -2317,7 +2317,7 @@
           <w:p>
             <w:pPr>
               <w:bidi/>
-              <w:jc w:val="right"/>
+              <w:jc w:val="left"/>
             </w:pPr>
             <w:r>
               <w:rPr>
@@ -2341,7 +2341,7 @@
           <w:p>
             <w:pPr>
               <w:bidi/>
-              <w:jc w:val="right"/>
+              <w:jc w:val="left"/>
             </w:pPr>
             <w:r>
               <w:rPr>
@@ -2365,7 +2365,7 @@
           <w:p>
             <w:pPr>
               <w:bidi/>
-              <w:jc w:val="right"/>
+              <w:jc w:val="left"/>
             </w:pPr>
             <w:r>
               <w:rPr>
@@ -2390,7 +2390,7 @@
           <w:p>
             <w:pPr>
               <w:bidi/>
-              <w:jc w:val="right"/>
+              <w:jc w:val="left"/>
             </w:pPr>
             <w:r>
               <w:rPr>
@@ -2410,7 +2410,7 @@
           <w:p>
             <w:pPr>
               <w:bidi/>
-              <w:jc w:val="right"/>
+              <w:jc w:val="left"/>
             </w:pPr>
             <w:r>
               <w:rPr>
@@ -2430,7 +2430,7 @@
           <w:p>
             <w:pPr>
               <w:bidi/>
-              <w:jc w:val="right"/>
+              <w:jc w:val="left"/>
             </w:pPr>
             <w:r>
               <w:rPr>
@@ -2452,7 +2452,7 @@
           <w:p>
             <w:pPr>
               <w:bidi/>
-              <w:jc w:val="right"/>
+              <w:jc w:val="left"/>
             </w:pPr>
             <w:r>
               <w:rPr>
@@ -2472,7 +2472,7 @@
           <w:p>
             <w:pPr>
               <w:bidi/>
-              <w:jc w:val="right"/>
+              <w:jc w:val="left"/>
             </w:pPr>
             <w:r>
               <w:rPr>
@@ -2492,7 +2492,7 @@
           <w:p>
             <w:pPr>
               <w:bidi/>
-              <w:jc w:val="right"/>
+              <w:jc w:val="left"/>
             </w:pPr>
             <w:r>
               <w:rPr>
@@ -2517,7 +2517,7 @@
         <w:keepNext/>
         <w:bidi/>
         <w:spacing w:after="80" w:before="160"/>
-        <w:jc w:val="right"/>
+        <w:jc w:val="left"/>
       </w:pPr>
       <w:r>
         <w:rPr>
@@ -2537,7 +2537,7 @@
         <w:bidi/>
         <w:spacing w:after="60"/>
         <w:ind w:right="227"/>
-        <w:jc w:val="right"/>
+        <w:jc w:val="left"/>
       </w:pPr>
       <w:r>
         <w:rPr>
@@ -2555,7 +2555,7 @@
         <w:bidi/>
         <w:spacing w:after="60"/>
         <w:ind w:right="227"/>
-        <w:jc w:val="right"/>
+        <w:jc w:val="left"/>
       </w:pPr>
       <w:r>
         <w:rPr>
@@ -2573,7 +2573,7 @@
         <w:bidi/>
         <w:spacing w:after="60"/>
         <w:ind w:right="227"/>
-        <w:jc w:val="right"/>
+        <w:jc w:val="left"/>
       </w:pPr>
       <w:r>
         <w:rPr>
@@ -2591,7 +2591,7 @@
         <w:keepNext/>
         <w:bidi/>
         <w:spacing w:after="80" w:before="160"/>
-        <w:jc w:val="right"/>
+        <w:jc w:val="left"/>
       </w:pPr>
       <w:r>
         <w:rPr>
@@ -2630,7 +2630,7 @@
           <w:p>
             <w:pPr>
               <w:bidi/>
-              <w:jc w:val="right"/>
+              <w:jc w:val="left"/>
             </w:pPr>
             <w:r>
               <w:rPr>
@@ -2654,7 +2654,7 @@
           <w:p>
             <w:pPr>
               <w:bidi/>
-              <w:jc w:val="right"/>
+              <w:jc w:val="left"/>
             </w:pPr>
             <w:r>
               <w:rPr>
@@ -2678,7 +2678,7 @@
           <w:p>
             <w:pPr>
               <w:bidi/>
-              <w:jc w:val="right"/>
+              <w:jc w:val="left"/>
             </w:pPr>
             <w:r>
               <w:rPr>
@@ -2703,7 +2703,7 @@
           <w:p>
             <w:pPr>
               <w:bidi/>
-              <w:jc w:val="right"/>
+              <w:jc w:val="left"/>
             </w:pPr>
             <w:r>
               <w:rPr>
@@ -2723,7 +2723,7 @@
           <w:p>
             <w:pPr>
               <w:bidi/>
-              <w:jc w:val="right"/>
+              <w:jc w:val="left"/>
             </w:pPr>
             <w:r>
               <w:rPr>
@@ -2743,7 +2743,7 @@
           <w:p>
             <w:pPr>
               <w:bidi/>
-              <w:jc w:val="right"/>
+              <w:jc w:val="left"/>
             </w:pPr>
             <w:r>
               <w:rPr>
@@ -2765,7 +2765,7 @@
           <w:p>
             <w:pPr>
               <w:bidi/>
-              <w:jc w:val="right"/>
+              <w:jc w:val="left"/>
             </w:pPr>
             <w:r>
               <w:rPr>
@@ -2785,7 +2785,7 @@
           <w:p>
             <w:pPr>
               <w:bidi/>
-              <w:jc w:val="right"/>
+              <w:jc w:val="left"/>
             </w:pPr>
             <w:r>
               <w:rPr>
@@ -2805,7 +2805,7 @@
           <w:p>
             <w:pPr>
               <w:bidi/>
-              <w:jc w:val="right"/>
+              <w:jc w:val="left"/>
             </w:pPr>
             <w:r>
               <w:rPr>
@@ -2827,7 +2827,7 @@
           <w:p>
             <w:pPr>
               <w:bidi/>
-              <w:jc w:val="right"/>
+              <w:jc w:val="left"/>
             </w:pPr>
             <w:r>
               <w:rPr>
@@ -2847,7 +2847,7 @@
           <w:p>
             <w:pPr>
               <w:bidi/>
-              <w:jc w:val="right"/>
+              <w:jc w:val="left"/>
             </w:pPr>
             <w:r>
               <w:rPr>
@@ -2867,7 +2867,7 @@
           <w:p>
             <w:pPr>
               <w:bidi/>
-              <w:jc w:val="right"/>
+              <w:jc w:val="left"/>
             </w:pPr>
             <w:r>
               <w:rPr>
@@ -2892,7 +2892,7 @@
         <w:bidi/>
         <w:spacing w:after="60"/>
         <w:ind w:right="227"/>
-        <w:jc w:val="right"/>
+        <w:jc w:val="left"/>
       </w:pPr>
       <w:r>
         <w:rPr>
@@ -2910,7 +2910,7 @@
         <w:bidi/>
         <w:spacing w:after="60"/>
         <w:ind w:right="227"/>
-        <w:jc w:val="right"/>
+        <w:jc w:val="left"/>
       </w:pPr>
       <w:r>
         <w:rPr>
@@ -2928,7 +2928,7 @@
         <w:bidi/>
         <w:spacing w:after="60"/>
         <w:ind w:right="227"/>
-        <w:jc w:val="right"/>
+        <w:jc w:val="left"/>
       </w:pPr>
       <w:r>
         <w:rPr>
@@ -2960,7 +2960,7 @@
           <w:p>
             <w:pPr>
               <w:bidi/>
-              <w:jc w:val="right"/>
+              <w:jc w:val="left"/>
             </w:pPr>
             <w:r>
               <w:rPr>
@@ -2996,7 +2996,7 @@
         <w:keepNext/>
         <w:bidi/>
         <w:spacing w:after="80" w:before="160"/>
-        <w:jc w:val="right"/>
+        <w:jc w:val="left"/>
       </w:pPr>
       <w:r>
         <w:rPr>
@@ -3015,7 +3015,7 @@
       <w:pPr>
         <w:bidi/>
         <w:spacing w:after="120"/>
-        <w:jc w:val="right"/>
+        <w:jc w:val="left"/>
       </w:pPr>
       <w:r>
         <w:rPr>
@@ -3033,7 +3033,7 @@
         <w:keepNext/>
         <w:bidi/>
         <w:spacing w:after="160" w:before="280"/>
-        <w:jc w:val="right"/>
+        <w:jc w:val="left"/>
       </w:pPr>
       <w:r>
         <w:rPr>
@@ -3052,7 +3052,7 @@
       <w:pPr>
         <w:bidi/>
         <w:spacing w:after="120"/>
-        <w:jc w:val="right"/>
+        <w:jc w:val="left"/>
       </w:pPr>
       <w:r>
         <w:rPr>
@@ -3070,7 +3070,7 @@
         <w:bidi/>
         <w:spacing w:after="60"/>
         <w:ind w:right="227"/>
-        <w:jc w:val="right"/>
+        <w:jc w:val="left"/>
       </w:pPr>
       <w:r>
         <w:rPr>
@@ -3088,7 +3088,7 @@
         <w:bidi/>
         <w:spacing w:after="60"/>
         <w:ind w:right="227"/>
-        <w:jc w:val="right"/>
+        <w:jc w:val="left"/>
       </w:pPr>
       <w:r>
         <w:rPr>
@@ -3106,7 +3106,7 @@
         <w:bidi/>
         <w:spacing w:after="60"/>
         <w:ind w:right="227"/>
-        <w:jc w:val="right"/>
+        <w:jc w:val="left"/>
       </w:pPr>
       <w:r>
         <w:rPr>
@@ -3124,7 +3124,7 @@
         <w:bidi/>
         <w:spacing w:after="60"/>
         <w:ind w:right="227"/>
-        <w:jc w:val="right"/>
+        <w:jc w:val="left"/>
       </w:pPr>
       <w:r>
         <w:rPr>
@@ -3142,7 +3142,7 @@
         <w:keepNext/>
         <w:bidi/>
         <w:spacing w:after="80" w:before="160"/>
-        <w:jc w:val="right"/>
+        <w:jc w:val="left"/>
       </w:pPr>
       <w:r>
         <w:rPr>
@@ -3162,7 +3162,7 @@
         <w:bidi/>
         <w:spacing w:after="60"/>
         <w:ind w:right="227"/>
-        <w:jc w:val="right"/>
+        <w:jc w:val="left"/>
       </w:pPr>
       <w:r>
         <w:rPr>
@@ -3180,7 +3180,7 @@
         <w:bidi/>
         <w:spacing w:after="60"/>
         <w:ind w:right="227"/>
-        <w:jc w:val="right"/>
+        <w:jc w:val="left"/>
       </w:pPr>
       <w:r>
         <w:rPr>
@@ -3198,7 +3198,7 @@
         <w:bidi/>
         <w:spacing w:after="60"/>
         <w:ind w:right="227"/>
-        <w:jc w:val="right"/>
+        <w:jc w:val="left"/>
       </w:pPr>
       <w:r>
         <w:rPr>
@@ -3230,7 +3230,7 @@
           <w:p>
             <w:pPr>
               <w:bidi/>
-              <w:jc w:val="right"/>
+              <w:jc w:val="left"/>
             </w:pPr>
             <w:r>
               <w:rPr>
@@ -3266,7 +3266,7 @@
         <w:keepNext/>
         <w:bidi/>
         <w:spacing w:after="160" w:before="280"/>
-        <w:jc w:val="right"/>
+        <w:jc w:val="left"/>
       </w:pPr>
       <w:r>
         <w:rPr>
@@ -3285,7 +3285,7 @@
       <w:pPr>
         <w:bidi/>
         <w:spacing w:after="120"/>
-        <w:jc w:val="right"/>
+        <w:jc w:val="left"/>
       </w:pPr>
       <w:r>
         <w:rPr>
@@ -3303,7 +3303,7 @@
         <w:keepNext/>
         <w:bidi/>
         <w:spacing w:after="80" w:before="160"/>
-        <w:jc w:val="right"/>
+        <w:jc w:val="left"/>
       </w:pPr>
       <w:r>
         <w:rPr>
@@ -3342,7 +3342,7 @@
           <w:p>
             <w:pPr>
               <w:bidi/>
-              <w:jc w:val="right"/>
+              <w:jc w:val="left"/>
             </w:pPr>
             <w:r>
               <w:rPr>
@@ -3366,7 +3366,7 @@
           <w:p>
             <w:pPr>
               <w:bidi/>
-              <w:jc w:val="right"/>
+              <w:jc w:val="left"/>
             </w:pPr>
             <w:r>
               <w:rPr>
@@ -3390,7 +3390,7 @@
           <w:p>
             <w:pPr>
               <w:bidi/>
-              <w:jc w:val="right"/>
+              <w:jc w:val="left"/>
             </w:pPr>
             <w:r>
               <w:rPr>
@@ -3415,7 +3415,7 @@
           <w:p>
             <w:pPr>
               <w:bidi/>
-              <w:jc w:val="right"/>
+              <w:jc w:val="left"/>
             </w:pPr>
             <w:r>
               <w:rPr>
@@ -3435,7 +3435,7 @@
           <w:p>
             <w:pPr>
               <w:bidi/>
-              <w:jc w:val="right"/>
+              <w:jc w:val="left"/>
             </w:pPr>
             <w:r>
               <w:rPr>
@@ -3455,7 +3455,7 @@
           <w:p>
             <w:pPr>
               <w:bidi/>
-              <w:jc w:val="right"/>
+              <w:jc w:val="left"/>
             </w:pPr>
             <w:r>
               <w:rPr>
@@ -3477,7 +3477,7 @@
           <w:p>
             <w:pPr>
               <w:bidi/>
-              <w:jc w:val="right"/>
+              <w:jc w:val="left"/>
             </w:pPr>
             <w:r>
               <w:rPr>
@@ -3497,7 +3497,7 @@
           <w:p>
             <w:pPr>
               <w:bidi/>
-              <w:jc w:val="right"/>
+              <w:jc w:val="left"/>
             </w:pPr>
             <w:r>
               <w:rPr>
@@ -3517,7 +3517,7 @@
           <w:p>
             <w:pPr>
               <w:bidi/>
-              <w:jc w:val="right"/>
+              <w:jc w:val="left"/>
             </w:pPr>
             <w:r>
               <w:rPr>
@@ -3542,7 +3542,7 @@
         <w:keepNext/>
         <w:bidi/>
         <w:spacing w:after="80" w:before="160"/>
-        <w:jc w:val="right"/>
+        <w:jc w:val="left"/>
       </w:pPr>
       <w:r>
         <w:rPr>
@@ -3562,7 +3562,7 @@
         <w:bidi/>
         <w:spacing w:after="60"/>
         <w:ind w:right="227"/>
-        <w:jc w:val="right"/>
+        <w:jc w:val="left"/>
       </w:pPr>
       <w:r>
         <w:rPr>
@@ -3580,7 +3580,7 @@
         <w:bidi/>
         <w:spacing w:after="60"/>
         <w:ind w:right="227"/>
-        <w:jc w:val="right"/>
+        <w:jc w:val="left"/>
       </w:pPr>
       <w:r>
         <w:rPr>
@@ -3598,7 +3598,7 @@
         <w:bidi/>
         <w:spacing w:after="60"/>
         <w:ind w:right="227"/>
-        <w:jc w:val="right"/>
+        <w:jc w:val="left"/>
       </w:pPr>
       <w:r>
         <w:rPr>
@@ -3616,7 +3616,7 @@
         <w:bidi/>
         <w:spacing w:after="60"/>
         <w:ind w:right="227"/>
-        <w:jc w:val="right"/>
+        <w:jc w:val="left"/>
       </w:pPr>
       <w:r>
         <w:rPr>
@@ -3634,7 +3634,7 @@
         <w:keepNext/>
         <w:bidi/>
         <w:spacing w:after="80" w:before="160"/>
-        <w:jc w:val="right"/>
+        <w:jc w:val="left"/>
       </w:pPr>
       <w:r>
         <w:rPr>
@@ -3654,7 +3654,7 @@
         <w:bidi/>
         <w:spacing w:after="60"/>
         <w:ind w:right="227"/>
-        <w:jc w:val="right"/>
+        <w:jc w:val="left"/>
       </w:pPr>
       <w:r>
         <w:rPr>
@@ -3672,7 +3672,7 @@
         <w:bidi/>
         <w:spacing w:after="60"/>
         <w:ind w:right="227"/>
-        <w:jc w:val="right"/>
+        <w:jc w:val="left"/>
       </w:pPr>
       <w:r>
         <w:rPr>
@@ -3690,7 +3690,7 @@
         <w:bidi/>
         <w:spacing w:after="60"/>
         <w:ind w:right="227"/>
-        <w:jc w:val="right"/>
+        <w:jc w:val="left"/>
       </w:pPr>
       <w:r>
         <w:rPr>
@@ -3722,7 +3722,7 @@
           <w:p>
             <w:pPr>
               <w:bidi/>
-              <w:jc w:val="right"/>
+              <w:jc w:val="left"/>
             </w:pPr>
             <w:r>
               <w:rPr>
@@ -3772,7 +3772,7 @@
           <w:p>
             <w:pPr>
               <w:bidi/>
-              <w:jc w:val="right"/>
+              <w:jc w:val="left"/>
             </w:pPr>
             <w:r>
               <w:rPr>
@@ -3808,7 +3808,7 @@
         <w:keepNext/>
         <w:bidi/>
         <w:spacing w:after="160" w:before="280"/>
-        <w:jc w:val="right"/>
+        <w:jc w:val="left"/>
       </w:pPr>
       <w:r>
         <w:rPr>
@@ -3827,7 +3827,7 @@
       <w:pPr>
         <w:bidi/>
         <w:spacing w:after="120"/>
-        <w:jc w:val="right"/>
+        <w:jc w:val="left"/>
       </w:pPr>
       <w:r>
         <w:rPr>
@@ -3845,7 +3845,7 @@
         <w:bidi/>
         <w:spacing w:after="60"/>
         <w:ind w:right="227"/>
-        <w:jc w:val="right"/>
+        <w:jc w:val="left"/>
       </w:pPr>
       <w:r>
         <w:rPr>
@@ -3863,7 +3863,7 @@
         <w:bidi/>
         <w:spacing w:after="60"/>
         <w:ind w:right="227"/>
-        <w:jc w:val="right"/>
+        <w:jc w:val="left"/>
       </w:pPr>
       <w:r>
         <w:rPr>
@@ -3881,7 +3881,7 @@
         <w:bidi/>
         <w:spacing w:after="60"/>
         <w:ind w:right="227"/>
-        <w:jc w:val="right"/>
+        <w:jc w:val="left"/>
       </w:pPr>
       <w:r>
         <w:rPr>
@@ -3899,7 +3899,7 @@
         <w:bidi/>
         <w:spacing w:after="60"/>
         <w:ind w:right="227"/>
-        <w:jc w:val="right"/>
+        <w:jc w:val="left"/>
       </w:pPr>
       <w:r>
         <w:rPr>
@@ -3917,7 +3917,7 @@
         <w:bidi/>
         <w:spacing w:after="60"/>
         <w:ind w:right="227"/>
-        <w:jc w:val="right"/>
+        <w:jc w:val="left"/>
       </w:pPr>
       <w:r>
         <w:rPr>
@@ -3935,7 +3935,7 @@
         <w:keepNext/>
         <w:bidi/>
         <w:spacing w:after="80" w:before="160"/>
-        <w:jc w:val="right"/>
+        <w:jc w:val="left"/>
       </w:pPr>
       <w:r>
         <w:rPr>
@@ -3955,7 +3955,7 @@
         <w:bidi/>
         <w:spacing w:after="60"/>
         <w:ind w:right="227"/>
-        <w:jc w:val="right"/>
+        <w:jc w:val="left"/>
       </w:pPr>
       <w:r>
         <w:rPr>
@@ -3973,7 +3973,7 @@
         <w:bidi/>
         <w:spacing w:after="60"/>
         <w:ind w:right="227"/>
-        <w:jc w:val="right"/>
+        <w:jc w:val="left"/>
       </w:pPr>
       <w:r>
         <w:rPr>
@@ -3991,7 +3991,7 @@
         <w:bidi/>
         <w:spacing w:after="60"/>
         <w:ind w:right="227"/>
-        <w:jc w:val="right"/>
+        <w:jc w:val="left"/>
       </w:pPr>
       <w:r>
         <w:rPr>
@@ -4023,7 +4023,7 @@
           <w:p>
             <w:pPr>
               <w:bidi/>
-              <w:jc w:val="right"/>
+              <w:jc w:val="left"/>
             </w:pPr>
             <w:r>
               <w:rPr>
@@ -4059,7 +4059,7 @@
         <w:keepNext/>
         <w:bidi/>
         <w:spacing w:after="160" w:before="280"/>
-        <w:jc w:val="right"/>
+        <w:jc w:val="left"/>
       </w:pPr>
       <w:r>
         <w:rPr>
@@ -4078,7 +4078,7 @@
       <w:pPr>
         <w:bidi/>
         <w:spacing w:after="120"/>
-        <w:jc w:val="right"/>
+        <w:jc w:val="left"/>
       </w:pPr>
       <w:r>
         <w:rPr>
@@ -4096,7 +4096,7 @@
         <w:keepNext/>
         <w:bidi/>
         <w:spacing w:after="80" w:before="160"/>
-        <w:jc w:val="right"/>
+        <w:jc w:val="left"/>
       </w:pPr>
       <w:r>
         <w:rPr>
@@ -4116,7 +4116,7 @@
         <w:bidi/>
         <w:spacing w:after="60"/>
         <w:ind w:right="227"/>
-        <w:jc w:val="right"/>
+        <w:jc w:val="left"/>
       </w:pPr>
       <w:r>
         <w:rPr>
@@ -4134,7 +4134,7 @@
         <w:bidi/>
         <w:spacing w:after="60"/>
         <w:ind w:right="227"/>
-        <w:jc w:val="right"/>
+        <w:jc w:val="left"/>
       </w:pPr>
       <w:r>
         <w:rPr>
@@ -4152,7 +4152,7 @@
         <w:bidi/>
         <w:spacing w:after="60"/>
         <w:ind w:right="227"/>
-        <w:jc w:val="right"/>
+        <w:jc w:val="left"/>
       </w:pPr>
       <w:r>
         <w:rPr>
@@ -4170,7 +4170,7 @@
         <w:bidi/>
         <w:spacing w:after="60"/>
         <w:ind w:right="227"/>
-        <w:jc w:val="right"/>
+        <w:jc w:val="left"/>
       </w:pPr>
       <w:r>
         <w:rPr>
@@ -4188,7 +4188,7 @@
         <w:bidi/>
         <w:spacing w:after="60"/>
         <w:ind w:right="227"/>
-        <w:jc w:val="right"/>
+        <w:jc w:val="left"/>
       </w:pPr>
       <w:r>
         <w:rPr>
@@ -4206,7 +4206,7 @@
         <w:bidi/>
         <w:spacing w:after="60"/>
         <w:ind w:right="227"/>
-        <w:jc w:val="right"/>
+        <w:jc w:val="left"/>
       </w:pPr>
       <w:r>
         <w:rPr>
@@ -4224,7 +4224,7 @@
         <w:bidi/>
         <w:spacing w:after="60"/>
         <w:ind w:right="227"/>
-        <w:jc w:val="right"/>
+        <w:jc w:val="left"/>
       </w:pPr>
       <w:r>
         <w:rPr>
@@ -4242,7 +4242,7 @@
         <w:keepNext/>
         <w:bidi/>
         <w:spacing w:after="80" w:before="160"/>
-        <w:jc w:val="right"/>
+        <w:jc w:val="left"/>
       </w:pPr>
       <w:r>
         <w:rPr>
@@ -4280,7 +4280,7 @@
           <w:p>
             <w:pPr>
               <w:bidi/>
-              <w:jc w:val="right"/>
+              <w:jc w:val="left"/>
             </w:pPr>
             <w:r>
               <w:rPr>
@@ -4304,7 +4304,7 @@
           <w:p>
             <w:pPr>
               <w:bidi/>
-              <w:jc w:val="right"/>
+              <w:jc w:val="left"/>
             </w:pPr>
             <w:r>
               <w:rPr>
@@ -4329,7 +4329,7 @@
           <w:p>
             <w:pPr>
               <w:bidi/>
-              <w:jc w:val="right"/>
+              <w:jc w:val="left"/>
             </w:pPr>
             <w:r>
               <w:rPr>
@@ -4349,7 +4349,7 @@
           <w:p>
             <w:pPr>
               <w:bidi/>
-              <w:jc w:val="right"/>
+              <w:jc w:val="left"/>
             </w:pPr>
             <w:r>
               <w:rPr>
@@ -4371,7 +4371,7 @@
           <w:p>
             <w:pPr>
               <w:bidi/>
-              <w:jc w:val="right"/>
+              <w:jc w:val="left"/>
             </w:pPr>
             <w:r>
               <w:rPr>
@@ -4391,7 +4391,7 @@
           <w:p>
             <w:pPr>
               <w:bidi/>
-              <w:jc w:val="right"/>
+              <w:jc w:val="left"/>
             </w:pPr>
             <w:r>
               <w:rPr>
@@ -4413,7 +4413,7 @@
           <w:p>
             <w:pPr>
               <w:bidi/>
-              <w:jc w:val="right"/>
+              <w:jc w:val="left"/>
             </w:pPr>
             <w:r>
               <w:rPr>
@@ -4433,7 +4433,7 @@
           <w:p>
             <w:pPr>
               <w:bidi/>
-              <w:jc w:val="right"/>
+              <w:jc w:val="left"/>
             </w:pPr>
             <w:r>
               <w:rPr>
@@ -4458,7 +4458,7 @@
         <w:bidi/>
         <w:spacing w:after="60"/>
         <w:ind w:right="227"/>
-        <w:jc w:val="right"/>
+        <w:jc w:val="left"/>
       </w:pPr>
       <w:r>
         <w:rPr>
@@ -4476,7 +4476,7 @@
         <w:bidi/>
         <w:spacing w:after="60"/>
         <w:ind w:right="227"/>
-        <w:jc w:val="right"/>
+        <w:jc w:val="left"/>
       </w:pPr>
       <w:r>
         <w:rPr>
@@ -4494,7 +4494,7 @@
         <w:bidi/>
         <w:spacing w:after="60"/>
         <w:ind w:right="227"/>
-        <w:jc w:val="right"/>
+        <w:jc w:val="left"/>
       </w:pPr>
       <w:r>
         <w:rPr>
@@ -4512,7 +4512,7 @@
         <w:bidi/>
         <w:spacing w:after="60"/>
         <w:ind w:right="227"/>
-        <w:jc w:val="right"/>
+        <w:jc w:val="left"/>
       </w:pPr>
       <w:r>
         <w:rPr>
@@ -4530,7 +4530,7 @@
         <w:keepNext/>
         <w:bidi/>
         <w:spacing w:after="80" w:before="160"/>
-        <w:jc w:val="right"/>
+        <w:jc w:val="left"/>
       </w:pPr>
       <w:r>
         <w:rPr>
@@ -4568,7 +4568,7 @@
           <w:p>
             <w:pPr>
               <w:bidi/>
-              <w:jc w:val="right"/>
+              <w:jc w:val="left"/>
             </w:pPr>
             <w:r>
               <w:rPr>
@@ -4592,7 +4592,7 @@
           <w:p>
             <w:pPr>
               <w:bidi/>
-              <w:jc w:val="right"/>
+              <w:jc w:val="left"/>
             </w:pPr>
             <w:r>
               <w:rPr>
@@ -4617,7 +4617,7 @@
           <w:p>
             <w:pPr>
               <w:bidi/>
-              <w:jc w:val="right"/>
+              <w:jc w:val="left"/>
             </w:pPr>
             <w:r>
               <w:rPr>
@@ -4637,7 +4637,7 @@
           <w:p>
             <w:pPr>
               <w:bidi/>
-              <w:jc w:val="right"/>
+              <w:jc w:val="left"/>
             </w:pPr>
             <w:r>
               <w:rPr>
@@ -4659,7 +4659,7 @@
           <w:p>
             <w:pPr>
               <w:bidi/>
-              <w:jc w:val="right"/>
+              <w:jc w:val="left"/>
             </w:pPr>
             <w:r>
               <w:rPr>
@@ -4679,7 +4679,7 @@
           <w:p>
             <w:pPr>
               <w:bidi/>
-              <w:jc w:val="right"/>
+              <w:jc w:val="left"/>
             </w:pPr>
             <w:r>
               <w:rPr>
@@ -4701,7 +4701,7 @@
           <w:p>
             <w:pPr>
               <w:bidi/>
-              <w:jc w:val="right"/>
+              <w:jc w:val="left"/>
             </w:pPr>
             <w:r>
               <w:rPr>
@@ -4721,7 +4721,7 @@
           <w:p>
             <w:pPr>
               <w:bidi/>
-              <w:jc w:val="right"/>
+              <w:jc w:val="left"/>
             </w:pPr>
             <w:r>
               <w:rPr>
@@ -4743,7 +4743,7 @@
           <w:p>
             <w:pPr>
               <w:bidi/>
-              <w:jc w:val="right"/>
+              <w:jc w:val="left"/>
             </w:pPr>
             <w:r>
               <w:rPr>
@@ -4763,7 +4763,7 @@
           <w:p>
             <w:pPr>
               <w:bidi/>
-              <w:jc w:val="right"/>
+              <w:jc w:val="left"/>
             </w:pPr>
             <w:r>
               <w:rPr>
@@ -4785,7 +4785,7 @@
           <w:p>
             <w:pPr>
               <w:bidi/>
-              <w:jc w:val="right"/>
+              <w:jc w:val="left"/>
             </w:pPr>
             <w:r>
               <w:rPr>
@@ -4805,7 +4805,7 @@
           <w:p>
             <w:pPr>
               <w:bidi/>
-              <w:jc w:val="right"/>
+              <w:jc w:val="left"/>
             </w:pPr>
             <w:r>
               <w:rPr>
@@ -4827,7 +4827,7 @@
           <w:p>
             <w:pPr>
               <w:bidi/>
-              <w:jc w:val="right"/>
+              <w:jc w:val="left"/>
             </w:pPr>
             <w:r>
               <w:rPr>
@@ -4847,7 +4847,7 @@
           <w:p>
             <w:pPr>
               <w:bidi/>
-              <w:jc w:val="right"/>
+              <w:jc w:val="left"/>
             </w:pPr>
             <w:r>
               <w:rPr>
@@ -4872,7 +4872,7 @@
         <w:keepNext/>
         <w:bidi/>
         <w:spacing w:after="80" w:before="160"/>
-        <w:jc w:val="right"/>
+        <w:jc w:val="left"/>
       </w:pPr>
       <w:r>
         <w:rPr>
@@ -4892,7 +4892,7 @@
         <w:bidi/>
         <w:spacing w:after="60"/>
         <w:ind w:right="227"/>
-        <w:jc w:val="right"/>
+        <w:jc w:val="left"/>
       </w:pPr>
       <w:r>
         <w:rPr>
@@ -4910,7 +4910,7 @@
         <w:bidi/>
         <w:spacing w:after="60"/>
         <w:ind w:right="227"/>
-        <w:jc w:val="right"/>
+        <w:jc w:val="left"/>
       </w:pPr>
       <w:r>
         <w:rPr>
@@ -4928,7 +4928,7 @@
         <w:bidi/>
         <w:spacing w:after="60"/>
         <w:ind w:right="227"/>
-        <w:jc w:val="right"/>
+        <w:jc w:val="left"/>
       </w:pPr>
       <w:r>
         <w:rPr>
@@ -4946,7 +4946,7 @@
         <w:keepNext/>
         <w:bidi/>
         <w:spacing w:after="80" w:before="160"/>
-        <w:jc w:val="right"/>
+        <w:jc w:val="left"/>
       </w:pPr>
       <w:r>
         <w:rPr>
@@ -4966,7 +4966,7 @@
         <w:bidi/>
         <w:spacing w:after="60"/>
         <w:ind w:right="227"/>
-        <w:jc w:val="right"/>
+        <w:jc w:val="left"/>
       </w:pPr>
       <w:r>
         <w:rPr>
@@ -4984,7 +4984,7 @@
         <w:bidi/>
         <w:spacing w:after="60"/>
         <w:ind w:right="227"/>
-        <w:jc w:val="right"/>
+        <w:jc w:val="left"/>
       </w:pPr>
       <w:r>
         <w:rPr>
@@ -5002,7 +5002,7 @@
         <w:bidi/>
         <w:spacing w:after="60"/>
         <w:ind w:right="227"/>
-        <w:jc w:val="right"/>
+        <w:jc w:val="left"/>
       </w:pPr>
       <w:r>
         <w:rPr>
@@ -5020,7 +5020,7 @@
         <w:bidi/>
         <w:spacing w:after="60"/>
         <w:ind w:right="227"/>
-        <w:jc w:val="right"/>
+        <w:jc w:val="left"/>
       </w:pPr>
       <w:r>
         <w:rPr>
@@ -5038,7 +5038,7 @@
         <w:bidi/>
         <w:spacing w:after="60"/>
         <w:ind w:right="227"/>
-        <w:jc w:val="right"/>
+        <w:jc w:val="left"/>
       </w:pPr>
       <w:r>
         <w:rPr>
@@ -5070,7 +5070,7 @@
           <w:p>
             <w:pPr>
               <w:bidi/>
-              <w:jc w:val="right"/>
+              <w:jc w:val="left"/>
             </w:pPr>
             <w:r>
               <w:rPr>
@@ -5106,7 +5106,7 @@
         <w:keepNext/>
         <w:bidi/>
         <w:spacing w:after="160" w:before="280"/>
-        <w:jc w:val="right"/>
+        <w:jc w:val="left"/>
       </w:pPr>
       <w:r>
         <w:rPr>
@@ -5125,7 +5125,7 @@
       <w:pPr>
         <w:bidi/>
         <w:spacing w:after="120"/>
-        <w:jc w:val="right"/>
+        <w:jc w:val="left"/>
       </w:pPr>
       <w:r>
         <w:rPr>
@@ -5161,7 +5161,7 @@
           <w:p>
             <w:pPr>
               <w:bidi/>
-              <w:jc w:val="right"/>
+              <w:jc w:val="left"/>
             </w:pPr>
             <w:r>
               <w:rPr>
@@ -5185,7 +5185,7 @@
           <w:p>
             <w:pPr>
               <w:bidi/>
-              <w:jc w:val="right"/>
+              <w:jc w:val="left"/>
             </w:pPr>
             <w:r>
               <w:rPr>
@@ -5210,7 +5210,7 @@
           <w:p>
             <w:pPr>
               <w:bidi/>
-              <w:jc w:val="right"/>
+              <w:jc w:val="left"/>
             </w:pPr>
             <w:r>
               <w:rPr>
@@ -5230,7 +5230,7 @@
           <w:p>
             <w:pPr>
               <w:bidi/>
-              <w:jc w:val="right"/>
+              <w:jc w:val="left"/>
             </w:pPr>
             <w:r>
               <w:rPr>
@@ -5252,7 +5252,7 @@
           <w:p>
             <w:pPr>
               <w:bidi/>
-              <w:jc w:val="right"/>
+              <w:jc w:val="left"/>
             </w:pPr>
             <w:r>
               <w:rPr>
@@ -5272,7 +5272,7 @@
           <w:p>
             <w:pPr>
               <w:bidi/>
-              <w:jc w:val="right"/>
+              <w:jc w:val="left"/>
             </w:pPr>
             <w:r>
               <w:rPr>
@@ -5294,7 +5294,7 @@
           <w:p>
             <w:pPr>
               <w:bidi/>
-              <w:jc w:val="right"/>
+              <w:jc w:val="left"/>
             </w:pPr>
             <w:r>
               <w:rPr>
@@ -5314,7 +5314,7 @@
           <w:p>
             <w:pPr>
               <w:bidi/>
-              <w:jc w:val="right"/>
+              <w:jc w:val="left"/>
             </w:pPr>
             <w:r>
               <w:rPr>
@@ -5336,7 +5336,7 @@
           <w:p>
             <w:pPr>
               <w:bidi/>
-              <w:jc w:val="right"/>
+              <w:jc w:val="left"/>
             </w:pPr>
             <w:r>
               <w:rPr>
@@ -5356,7 +5356,7 @@
           <w:p>
             <w:pPr>
               <w:bidi/>
-              <w:jc w:val="right"/>
+              <w:jc w:val="left"/>
             </w:pPr>
             <w:r>
               <w:rPr>
@@ -5378,7 +5378,7 @@
           <w:p>
             <w:pPr>
               <w:bidi/>
-              <w:jc w:val="right"/>
+              <w:jc w:val="left"/>
             </w:pPr>
             <w:r>
               <w:rPr>
@@ -5398,7 +5398,7 @@
           <w:p>
             <w:pPr>
               <w:bidi/>
-              <w:jc w:val="right"/>
+              <w:jc w:val="left"/>
             </w:pPr>
             <w:r>
               <w:rPr>
@@ -5422,7 +5422,7 @@
       <w:pPr>
         <w:bidi/>
         <w:spacing w:after="120"/>
-        <w:jc w:val="right"/>
+        <w:jc w:val="left"/>
       </w:pPr>
       <w:r>
         <w:rPr>
@@ -5440,7 +5440,7 @@
         <w:keepNext/>
         <w:bidi/>
         <w:spacing w:after="80" w:before="160"/>
-        <w:jc w:val="right"/>
+        <w:jc w:val="left"/>
       </w:pPr>
       <w:r>
         <w:rPr>
@@ -5460,7 +5460,7 @@
         <w:bidi/>
         <w:spacing w:after="60"/>
         <w:ind w:right="227"/>
-        <w:jc w:val="right"/>
+        <w:jc w:val="left"/>
       </w:pPr>
       <w:r>
         <w:rPr>
@@ -5478,7 +5478,7 @@
         <w:bidi/>
         <w:spacing w:after="60"/>
         <w:ind w:right="227"/>
-        <w:jc w:val="right"/>
+        <w:jc w:val="left"/>
       </w:pPr>
       <w:r>
         <w:rPr>
@@ -5496,7 +5496,7 @@
         <w:bidi/>
         <w:spacing w:after="60"/>
         <w:ind w:right="227"/>
-        <w:jc w:val="right"/>
+        <w:jc w:val="left"/>
       </w:pPr>
       <w:r>
         <w:rPr>
@@ -5514,7 +5514,7 @@
         <w:bidi/>
         <w:spacing w:after="60"/>
         <w:ind w:right="227"/>
-        <w:jc w:val="right"/>
+        <w:jc w:val="left"/>
       </w:pPr>
       <w:r>
         <w:rPr>
@@ -5546,7 +5546,7 @@
           <w:p>
             <w:pPr>
               <w:bidi/>
-              <w:jc w:val="right"/>
+              <w:jc w:val="left"/>
             </w:pPr>
             <w:r>
               <w:rPr>
@@ -5582,7 +5582,7 @@
         <w:keepNext/>
         <w:bidi/>
         <w:spacing w:after="80" w:before="160"/>
-        <w:jc w:val="right"/>
+        <w:jc w:val="left"/>
       </w:pPr>
       <w:r>
         <w:rPr>
@@ -5601,7 +5601,7 @@
       <w:pPr>
         <w:bidi/>
         <w:spacing w:after="120"/>
-        <w:jc w:val="right"/>
+        <w:jc w:val="left"/>
       </w:pPr>
       <w:r>
         <w:rPr>
@@ -5619,7 +5619,7 @@
         <w:keepNext/>
         <w:bidi/>
         <w:spacing w:after="160" w:before="280"/>
-        <w:jc w:val="right"/>
+        <w:jc w:val="left"/>
       </w:pPr>
       <w:r>
         <w:rPr>
@@ -5657,7 +5657,7 @@
           <w:p>
             <w:pPr>
               <w:bidi/>
-              <w:jc w:val="right"/>
+              <w:jc w:val="left"/>
             </w:pPr>
             <w:r>
               <w:rPr>
@@ -5681,7 +5681,7 @@
           <w:p>
             <w:pPr>
               <w:bidi/>
-              <w:jc w:val="right"/>
+              <w:jc w:val="left"/>
             </w:pPr>
             <w:r>
               <w:rPr>
@@ -5706,7 +5706,7 @@
           <w:p>
             <w:pPr>
               <w:bidi/>
-              <w:jc w:val="right"/>
+              <w:jc w:val="left"/>
             </w:pPr>
             <w:r>
               <w:rPr>
@@ -5726,7 +5726,7 @@
           <w:p>
             <w:pPr>
               <w:bidi/>
-              <w:jc w:val="right"/>
+              <w:jc w:val="left"/>
             </w:pPr>
             <w:r>
               <w:rPr>
@@ -5748,7 +5748,7 @@
           <w:p>
             <w:pPr>
               <w:bidi/>
-              <w:jc w:val="right"/>
+              <w:jc w:val="left"/>
             </w:pPr>
             <w:r>
               <w:rPr>
@@ -5768,7 +5768,7 @@
           <w:p>
             <w:pPr>
               <w:bidi/>
-              <w:jc w:val="right"/>
+              <w:jc w:val="left"/>
             </w:pPr>
             <w:r>
               <w:rPr>
@@ -5790,7 +5790,7 @@
           <w:p>
             <w:pPr>
               <w:bidi/>
-              <w:jc w:val="right"/>
+              <w:jc w:val="left"/>
             </w:pPr>
             <w:r>
               <w:rPr>
@@ -5810,7 +5810,7 @@
           <w:p>
             <w:pPr>
               <w:bidi/>
-              <w:jc w:val="right"/>
+              <w:jc w:val="left"/>
             </w:pPr>
             <w:r>
               <w:rPr>
@@ -5832,7 +5832,7 @@
           <w:p>
             <w:pPr>
               <w:bidi/>
-              <w:jc w:val="right"/>
+              <w:jc w:val="left"/>
             </w:pPr>
             <w:r>
               <w:rPr>
@@ -5852,7 +5852,7 @@
           <w:p>
             <w:pPr>
               <w:bidi/>
-              <w:jc w:val="right"/>
+              <w:jc w:val="left"/>
             </w:pPr>
             <w:r>
               <w:rPr>
@@ -5874,7 +5874,7 @@
           <w:p>
             <w:pPr>
               <w:bidi/>
-              <w:jc w:val="right"/>
+              <w:jc w:val="left"/>
             </w:pPr>
             <w:r>
               <w:rPr>
@@ -5894,7 +5894,7 @@
           <w:p>
             <w:pPr>
               <w:bidi/>
-              <w:jc w:val="right"/>
+              <w:jc w:val="left"/>
             </w:pPr>
             <w:r>
               <w:rPr>
@@ -5916,7 +5916,7 @@
           <w:p>
             <w:pPr>
               <w:bidi/>
-              <w:jc w:val="right"/>
+              <w:jc w:val="left"/>
             </w:pPr>
             <w:r>
               <w:rPr>
@@ -5936,7 +5936,7 @@
           <w:p>
             <w:pPr>
               <w:bidi/>
-              <w:jc w:val="right"/>
+              <w:jc w:val="left"/>
             </w:pPr>
             <w:r>
               <w:rPr>
@@ -5958,7 +5958,7 @@
           <w:p>
             <w:pPr>
               <w:bidi/>
-              <w:jc w:val="right"/>
+              <w:jc w:val="left"/>
             </w:pPr>
             <w:r>
               <w:rPr>
@@ -5978,7 +5978,7 @@
           <w:p>
             <w:pPr>
               <w:bidi/>
-              <w:jc w:val="right"/>
+              <w:jc w:val="left"/>
             </w:pPr>
             <w:r>
               <w:rPr>
@@ -6000,7 +6000,7 @@
           <w:p>
             <w:pPr>
               <w:bidi/>
-              <w:jc w:val="right"/>
+              <w:jc w:val="left"/>
             </w:pPr>
             <w:r>
               <w:rPr>
@@ -6020,7 +6020,7 @@
           <w:p>
             <w:pPr>
               <w:bidi/>
-              <w:jc w:val="right"/>
+              <w:jc w:val="left"/>
             </w:pPr>
             <w:r>
               <w:rPr>
@@ -6045,7 +6045,7 @@
         <w:keepNext/>
         <w:bidi/>
         <w:spacing w:after="160" w:before="280"/>
-        <w:jc w:val="right"/>
+        <w:jc w:val="left"/>
       </w:pPr>
       <w:r>
         <w:rPr>
@@ -6065,7 +6065,7 @@
         <w:keepNext/>
         <w:bidi/>
         <w:spacing w:after="80" w:before="160"/>
-        <w:jc w:val="right"/>
+        <w:jc w:val="left"/>
       </w:pPr>
       <w:r>
         <w:rPr>
@@ -6085,7 +6085,7 @@
         <w:bidi/>
         <w:spacing w:after="60"/>
         <w:ind w:right="227"/>
-        <w:jc w:val="right"/>
+        <w:jc w:val="left"/>
       </w:pPr>
       <w:r>
         <w:rPr>
@@ -6103,7 +6103,7 @@
         <w:bidi/>
         <w:spacing w:after="60"/>
         <w:ind w:right="227"/>
-        <w:jc w:val="right"/>
+        <w:jc w:val="left"/>
       </w:pPr>
       <w:r>
         <w:rPr>
@@ -6121,7 +6121,7 @@
         <w:bidi/>
         <w:spacing w:after="60"/>
         <w:ind w:right="227"/>
-        <w:jc w:val="right"/>
+        <w:jc w:val="left"/>
       </w:pPr>
       <w:r>
         <w:rPr>
@@ -6139,7 +6139,7 @@
         <w:bidi/>
         <w:spacing w:after="60"/>
         <w:ind w:right="227"/>
-        <w:jc w:val="right"/>
+        <w:jc w:val="left"/>
       </w:pPr>
       <w:r>
         <w:rPr>
@@ -6157,7 +6157,7 @@
         <w:bidi/>
         <w:spacing w:after="60"/>
         <w:ind w:right="227"/>
-        <w:jc w:val="right"/>
+        <w:jc w:val="left"/>
       </w:pPr>
       <w:r>
         <w:rPr>
@@ -6175,7 +6175,7 @@
         <w:bidi/>
         <w:spacing w:after="60"/>
         <w:ind w:right="227"/>
-        <w:jc w:val="right"/>
+        <w:jc w:val="left"/>
       </w:pPr>
       <w:r>
         <w:rPr>
@@ -6193,7 +6193,7 @@
         <w:keepNext/>
         <w:bidi/>
         <w:spacing w:after="80" w:before="160"/>
-        <w:jc w:val="right"/>
+        <w:jc w:val="left"/>
       </w:pPr>
       <w:r>
         <w:rPr>
@@ -6213,7 +6213,7 @@
         <w:bidi/>
         <w:spacing w:after="60"/>
         <w:ind w:right="227"/>
-        <w:jc w:val="right"/>
+        <w:jc w:val="left"/>
       </w:pPr>
       <w:r>
         <w:rPr>
@@ -6231,7 +6231,7 @@
         <w:bidi/>
         <w:spacing w:after="60"/>
         <w:ind w:right="227"/>
-        <w:jc w:val="right"/>
+        <w:jc w:val="left"/>
       </w:pPr>
       <w:r>
         <w:rPr>
@@ -6249,7 +6249,7 @@
         <w:bidi/>
         <w:spacing w:after="60"/>
         <w:ind w:right="227"/>
-        <w:jc w:val="right"/>
+        <w:jc w:val="left"/>
       </w:pPr>
       <w:r>
         <w:rPr>
@@ -6267,7 +6267,7 @@
         <w:bidi/>
         <w:spacing w:after="60"/>
         <w:ind w:right="227"/>
-        <w:jc w:val="right"/>
+        <w:jc w:val="left"/>
       </w:pPr>
       <w:r>
         <w:rPr>
@@ -6285,7 +6285,7 @@
         <w:keepNext/>
         <w:bidi/>
         <w:spacing w:after="80" w:before="160"/>
-        <w:jc w:val="right"/>
+        <w:jc w:val="left"/>
       </w:pPr>
       <w:r>
         <w:rPr>
@@ -6323,7 +6323,7 @@
           <w:p>
             <w:pPr>
               <w:bidi/>
-              <w:jc w:val="right"/>
+              <w:jc w:val="left"/>
             </w:pPr>
             <w:r>
               <w:rPr>
@@ -6347,7 +6347,7 @@
           <w:p>
             <w:pPr>
               <w:bidi/>
-              <w:jc w:val="right"/>
+              <w:jc w:val="left"/>
             </w:pPr>
             <w:r>
               <w:rPr>
@@ -6372,7 +6372,7 @@
           <w:p>
             <w:pPr>
               <w:bidi/>
-              <w:jc w:val="right"/>
+              <w:jc w:val="left"/>
             </w:pPr>
             <w:r>
               <w:rPr>
@@ -6392,7 +6392,7 @@
           <w:p>
             <w:pPr>
               <w:bidi/>
-              <w:jc w:val="right"/>
+              <w:jc w:val="left"/>
             </w:pPr>
             <w:r>
               <w:rPr>
@@ -6414,7 +6414,7 @@
           <w:p>
             <w:pPr>
               <w:bidi/>
-              <w:jc w:val="right"/>
+              <w:jc w:val="left"/>
             </w:pPr>
             <w:r>
               <w:rPr>
@@ -6434,7 +6434,7 @@
           <w:p>
             <w:pPr>
               <w:bidi/>
-              <w:jc w:val="right"/>
+              <w:jc w:val="left"/>
             </w:pPr>
             <w:r>
               <w:rPr>
@@ -6456,7 +6456,7 @@
           <w:p>
             <w:pPr>
               <w:bidi/>
-              <w:jc w:val="right"/>
+              <w:jc w:val="left"/>
             </w:pPr>
             <w:r>
               <w:rPr>
@@ -6476,7 +6476,7 @@
           <w:p>
             <w:pPr>
               <w:bidi/>
-              <w:jc w:val="right"/>
+              <w:jc w:val="left"/>
             </w:pPr>
             <w:r>
               <w:rPr>
@@ -6498,7 +6498,7 @@
           <w:p>
             <w:pPr>
               <w:bidi/>
-              <w:jc w:val="right"/>
+              <w:jc w:val="left"/>
             </w:pPr>
             <w:r>
               <w:rPr>
@@ -6518,7 +6518,7 @@
           <w:p>
             <w:pPr>
               <w:bidi/>
-              <w:jc w:val="right"/>
+              <w:jc w:val="left"/>
             </w:pPr>
             <w:r>
               <w:rPr>
@@ -6540,7 +6540,7 @@
           <w:p>
             <w:pPr>
               <w:bidi/>
-              <w:jc w:val="right"/>
+              <w:jc w:val="left"/>
             </w:pPr>
             <w:r>
               <w:rPr>
@@ -6560,7 +6560,7 @@
           <w:p>
             <w:pPr>
               <w:bidi/>
-              <w:jc w:val="right"/>
+              <w:jc w:val="left"/>
             </w:pPr>
             <w:r>
               <w:rPr>
@@ -6582,7 +6582,7 @@
           <w:p>
             <w:pPr>
               <w:bidi/>
-              <w:jc w:val="right"/>
+              <w:jc w:val="left"/>
             </w:pPr>
             <w:r>
               <w:rPr>
@@ -6602,7 +6602,7 @@
           <w:p>
             <w:pPr>
               <w:bidi/>
-              <w:jc w:val="right"/>
+              <w:jc w:val="left"/>
             </w:pPr>
             <w:r>
               <w:rPr>
@@ -6641,7 +6641,7 @@
           <w:p>
             <w:pPr>
               <w:bidi/>
-              <w:jc w:val="right"/>
+              <w:jc w:val="left"/>
             </w:pPr>
             <w:r>
               <w:rPr>
@@ -6677,7 +6677,7 @@
         <w:keepNext/>
         <w:bidi/>
         <w:spacing w:after="160" w:before="280"/>
-        <w:jc w:val="right"/>
+        <w:jc w:val="left"/>
       </w:pPr>
       <w:r>
         <w:rPr>
@@ -6696,7 +6696,7 @@
       <w:pPr>
         <w:bidi/>
         <w:spacing w:after="40"/>
-        <w:jc w:val="right"/>
+        <w:jc w:val="left"/>
       </w:pPr>
       <w:r>
         <w:rPr>
@@ -6715,7 +6715,7 @@
         <w:bidi/>
         <w:spacing w:after="120"/>
         <w:ind w:right="227"/>
-        <w:jc w:val="right"/>
+        <w:jc w:val="left"/>
       </w:pPr>
       <w:r>
         <w:rPr>
@@ -6732,7 +6732,7 @@
       <w:pPr>
         <w:bidi/>
         <w:spacing w:after="40"/>
-        <w:jc w:val="right"/>
+        <w:jc w:val="left"/>
       </w:pPr>
       <w:r>
         <w:rPr>
@@ -6751,7 +6751,7 @@
         <w:bidi/>
         <w:spacing w:after="120"/>
         <w:ind w:right="227"/>
-        <w:jc w:val="right"/>
+        <w:jc w:val="left"/>
       </w:pPr>
       <w:r>
         <w:rPr>
@@ -6768,7 +6768,7 @@
       <w:pPr>
         <w:bidi/>
         <w:spacing w:after="40"/>
-        <w:jc w:val="right"/>
+        <w:jc w:val="left"/>
       </w:pPr>
       <w:r>
         <w:rPr>
@@ -6787,7 +6787,7 @@
         <w:bidi/>
         <w:spacing w:after="120"/>
         <w:ind w:right="227"/>
-        <w:jc w:val="right"/>
+        <w:jc w:val="left"/>
       </w:pPr>
       <w:r>
         <w:rPr>
@@ -6804,7 +6804,7 @@
       <w:pPr>
         <w:bidi/>
         <w:spacing w:after="40"/>
-        <w:jc w:val="right"/>
+        <w:jc w:val="left"/>
       </w:pPr>
       <w:r>
         <w:rPr>
@@ -6823,7 +6823,7 @@
         <w:bidi/>
         <w:spacing w:after="120"/>
         <w:ind w:right="227"/>
-        <w:jc w:val="right"/>
+        <w:jc w:val="left"/>
       </w:pPr>
       <w:r>
         <w:rPr>
@@ -6840,7 +6840,7 @@
       <w:pPr>
         <w:bidi/>
         <w:spacing w:after="40"/>
-        <w:jc w:val="right"/>
+        <w:jc w:val="left"/>
       </w:pPr>
       <w:r>
         <w:rPr>
@@ -6859,7 +6859,7 @@
         <w:bidi/>
         <w:spacing w:after="120"/>
         <w:ind w:right="227"/>
-        <w:jc w:val="right"/>
+        <w:jc w:val="left"/>
       </w:pPr>
       <w:r>
         <w:rPr>
@@ -6876,7 +6876,7 @@
       <w:pPr>
         <w:bidi/>
         <w:spacing w:after="40"/>
-        <w:jc w:val="right"/>
+        <w:jc w:val="left"/>
       </w:pPr>
       <w:r>
         <w:rPr>
@@ -6895,7 +6895,7 @@
         <w:bidi/>
         <w:spacing w:after="120"/>
         <w:ind w:right="227"/>
-        <w:jc w:val="right"/>
+        <w:jc w:val="left"/>
       </w:pPr>
       <w:r>
         <w:rPr>
